--- a/t12_s2.docx
+++ b/t12_s2.docx
@@ -3,2168 +3,1698 @@
 <w:document xmlns:wpc="http://schemas.microsoft.com/office/word/2010/wordprocessingCanvas" xmlns:mo="http://schemas.microsoft.com/office/mac/office/2008/main" xmlns:mc="http://schemas.openxmlformats.org/markup-compatibility/2006" xmlns:mv="urn:schemas-microsoft-com:mac:vml" xmlns:o="urn:schemas-microsoft-com:office:office" xmlns:r="http://schemas.openxmlformats.org/officeDocument/2006/relationships" xmlns:m="http://schemas.openxmlformats.org/officeDocument/2006/math" xmlns:v="urn:schemas-microsoft-com:vml" xmlns:wp14="http://schemas.microsoft.com/office/word/2010/wordprocessingDrawing" xmlns:wp="http://schemas.openxmlformats.org/drawingml/2006/wordprocessingDrawing" xmlns:w10="urn:schemas-microsoft-com:office:word" xmlns:w="http://schemas.openxmlformats.org/wordprocessingml/2006/main" xmlns:w14="http://schemas.microsoft.com/office/word/2010/wordml" xmlns:wpg="http://schemas.microsoft.com/office/word/2010/wordprocessingGroup" xmlns:wpi="http://schemas.microsoft.com/office/word/2010/wordprocessingInk" xmlns:wne="http://schemas.microsoft.com/office/word/2006/wordml" xmlns:wps="http://schemas.microsoft.com/office/word/2010/wordprocessingShape" mc:Ignorable="w14 wp14">
   <w:body>
     <w:p>
-      <w:pPr>
-        <w:spacing w:after="20" w:before="120"/>
-      </w:pPr>
-      <w:r>
-        <w:rPr>
-          <w:b/>
-          <w:sz w:val="22"/>
-        </w:rPr>
-        <w:t>Question: The nurse should position a patient after lumbar puncture in:</w:t>
-      </w:r>
-    </w:p>
-    <w:p>
-      <w:pPr>
-        <w:spacing w:after="0" w:before="0"/>
-      </w:pPr>
-      <w:r>
-        <w:rPr>
-          <w:b w:val="0"/>
-          <w:sz w:val="22"/>
-        </w:rPr>
-        <w:t>(a) Trendelenburg</w:t>
-      </w:r>
-    </w:p>
-    <w:p>
-      <w:pPr>
-        <w:spacing w:after="0" w:before="0"/>
-      </w:pPr>
-      <w:r>
-        <w:rPr>
-          <w:b w:val="0"/>
-          <w:sz w:val="22"/>
-        </w:rPr>
-        <w:t>(b) Prone</w:t>
-      </w:r>
-    </w:p>
-    <w:p>
-      <w:pPr>
-        <w:spacing w:after="0" w:before="0"/>
-      </w:pPr>
-      <w:r>
-        <w:rPr>
-          <w:b w:val="0"/>
-          <w:sz w:val="22"/>
-        </w:rPr>
-        <w:t>(c) Flat (supine) for a few hours</w:t>
-      </w:r>
-    </w:p>
-    <w:p>
-      <w:pPr>
-        <w:spacing w:after="0" w:before="0"/>
-      </w:pPr>
-      <w:r>
-        <w:rPr>
-          <w:b w:val="0"/>
-          <w:sz w:val="22"/>
-        </w:rPr>
-        <w:t>(d) Sitting upright</w:t>
-      </w:r>
-    </w:p>
-    <w:p>
-      <w:pPr>
-        <w:spacing w:after="0" w:before="40"/>
-      </w:pPr>
-      <w:r>
-        <w:rPr>
-          <w:b/>
-          <w:sz w:val="22"/>
-        </w:rPr>
-        <w:t>Answer: c</w:t>
-      </w:r>
-    </w:p>
-    <w:p>
-      <w:pPr>
-        <w:spacing w:after="0" w:before="0"/>
-      </w:pPr>
-      <w:r>
-        <w:rPr>
-          <w:b w:val="0"/>
-          <w:sz w:val="21"/>
-        </w:rPr>
-        <w:t>Solution: The patient lies flat for a few hours after lumbar puncture to prevent post-dural puncture headache.</w:t>
-      </w:r>
-    </w:p>
-    <w:p>
-      <w:pPr>
-        <w:spacing w:after="0" w:before="0"/>
-      </w:pPr>
-      <w:r>
-        <w:rPr>
-          <w:b w:val="0"/>
-          <w:sz w:val="20"/>
-        </w:rPr>
-        <w:t>Positive Marks: 1</w:t>
-      </w:r>
-    </w:p>
-    <w:p>
-      <w:pPr>
-        <w:spacing w:after="160" w:before="0"/>
-      </w:pPr>
-      <w:r>
-        <w:rPr>
-          <w:b w:val="0"/>
-          <w:sz w:val="20"/>
-        </w:rPr>
-        <w:t>Negative Marks: 0.25</w:t>
-      </w:r>
-    </w:p>
-    <w:p>
-      <w:pPr>
-        <w:spacing w:after="20" w:before="120"/>
-      </w:pPr>
-      <w:r>
-        <w:rPr>
-          <w:b/>
-          <w:sz w:val="22"/>
-        </w:rPr>
-        <w:t>Question: Which food group serves as the richest dietary source of Folic Acid (Vitamin B9)?</w:t>
-      </w:r>
-    </w:p>
-    <w:p>
-      <w:pPr>
-        <w:spacing w:after="0" w:before="0"/>
-      </w:pPr>
-      <w:r>
-        <w:rPr>
-          <w:b w:val="0"/>
-          <w:sz w:val="22"/>
-        </w:rPr>
-        <w:t>(a) Banana</w:t>
-      </w:r>
-    </w:p>
-    <w:p>
-      <w:pPr>
-        <w:spacing w:after="0" w:before="0"/>
-      </w:pPr>
-      <w:r>
-        <w:rPr>
-          <w:b w:val="0"/>
-          <w:sz w:val="22"/>
-        </w:rPr>
-        <w:t>(b) Red meat</w:t>
-      </w:r>
-    </w:p>
-    <w:p>
-      <w:pPr>
-        <w:spacing w:after="0" w:before="0"/>
-      </w:pPr>
-      <w:r>
-        <w:rPr>
-          <w:b w:val="0"/>
-          <w:sz w:val="22"/>
-        </w:rPr>
-        <w:t>(c) Dark green leafy vegetables</w:t>
-      </w:r>
-    </w:p>
-    <w:p>
-      <w:pPr>
-        <w:spacing w:after="0" w:before="0"/>
-      </w:pPr>
-      <w:r>
-        <w:rPr>
-          <w:b w:val="0"/>
-          <w:sz w:val="22"/>
-        </w:rPr>
-        <w:t>(d) Whole milk</w:t>
-      </w:r>
-    </w:p>
-    <w:p>
-      <w:pPr>
-        <w:spacing w:after="0" w:before="40"/>
-      </w:pPr>
-      <w:r>
-        <w:rPr>
-          <w:b/>
-          <w:sz w:val="22"/>
-        </w:rPr>
-        <w:t>Answer: c</w:t>
-      </w:r>
-    </w:p>
-    <w:p>
-      <w:pPr>
-        <w:spacing w:after="0" w:before="0"/>
-      </w:pPr>
-      <w:r>
-        <w:rPr>
-          <w:b w:val="0"/>
-          <w:sz w:val="21"/>
-        </w:rPr>
-        <w:t>Solution: Dark green leafy vegetables (spinach, kale, broccoli), legumes, and liver are the richest natural sources of Folic Acid (Folate).</w:t>
-      </w:r>
-    </w:p>
-    <w:p>
-      <w:pPr>
-        <w:spacing w:after="0" w:before="0"/>
-      </w:pPr>
-      <w:r>
-        <w:rPr>
-          <w:b w:val="0"/>
-          <w:sz w:val="20"/>
-        </w:rPr>
-        <w:t>Positive Marks: 1</w:t>
-      </w:r>
-    </w:p>
-    <w:p>
-      <w:pPr>
-        <w:spacing w:after="160" w:before="0"/>
-      </w:pPr>
-      <w:r>
-        <w:rPr>
-          <w:b w:val="0"/>
-          <w:sz w:val="20"/>
-        </w:rPr>
-        <w:t>Negative Marks: 0.25</w:t>
-      </w:r>
-    </w:p>
-    <w:p>
-      <w:pPr>
-        <w:spacing w:after="20" w:before="120"/>
-      </w:pPr>
-      <w:r>
-        <w:rPr>
-          <w:b/>
-          <w:sz w:val="22"/>
-        </w:rPr>
-        <w:t>Question: During the active phase of the first stage of labor, the nurse assesses the cervical dilation and documents it as:</w:t>
-      </w:r>
-    </w:p>
-    <w:p>
-      <w:pPr>
-        <w:spacing w:after="0" w:before="0"/>
-      </w:pPr>
-      <w:r>
-        <w:rPr>
-          <w:b w:val="0"/>
-          <w:sz w:val="22"/>
-        </w:rPr>
-        <w:t>(a) 8-10 cm</w:t>
-      </w:r>
-    </w:p>
-    <w:p>
-      <w:pPr>
-        <w:spacing w:after="0" w:before="0"/>
-      </w:pPr>
-      <w:r>
-        <w:rPr>
-          <w:b w:val="0"/>
-          <w:sz w:val="22"/>
-        </w:rPr>
-        <w:t>(b) 4-7 cm</w:t>
-      </w:r>
-    </w:p>
-    <w:p>
-      <w:pPr>
-        <w:spacing w:after="0" w:before="0"/>
-      </w:pPr>
-      <w:r>
-        <w:rPr>
-          <w:b w:val="0"/>
-          <w:sz w:val="22"/>
-        </w:rPr>
-        <w:t>(c) 2-5 cm</w:t>
-      </w:r>
-    </w:p>
-    <w:p>
-      <w:pPr>
-        <w:spacing w:after="0" w:before="0"/>
-      </w:pPr>
-      <w:r>
-        <w:rPr>
-          <w:b w:val="0"/>
-          <w:sz w:val="22"/>
-        </w:rPr>
-        <w:t>(d) 1-3 cm</w:t>
-      </w:r>
-    </w:p>
-    <w:p>
-      <w:pPr>
-        <w:spacing w:after="0" w:before="40"/>
-      </w:pPr>
-      <w:r>
-        <w:rPr>
-          <w:b/>
-          <w:sz w:val="22"/>
-        </w:rPr>
-        <w:t>Answer: b</w:t>
-      </w:r>
-    </w:p>
-    <w:p>
-      <w:pPr>
-        <w:spacing w:after="0" w:before="0"/>
-      </w:pPr>
-      <w:r>
-        <w:rPr>
-          <w:b w:val="0"/>
-          <w:sz w:val="21"/>
-        </w:rPr>
-        <w:t>Solution: During the active phase of the first stage of labor, the cervix begins to dilate more quickly. The nurse assesses the cervical dilation by performing a vaginal examination and measures the cervical opening in centimeters (cm). The nurse documents the cervical dilation as 4-7 cm, as this is the range of cervical dilation expected during the active phase of labor. It is important for the nurse to document the cervical dilation accurately to monitor the progress of labor and determine when it is time to prepare for delivery labor (</w:t>
-      </w:r>
-    </w:p>
-    <w:p>
-      <w:pPr>
-        <w:spacing w:after="0" w:before="0"/>
-      </w:pPr>
-      <w:r>
-        <w:rPr>
-          <w:b w:val="0"/>
-          <w:sz w:val="20"/>
-        </w:rPr>
-        <w:t>Positive Marks: 1</w:t>
-      </w:r>
-    </w:p>
-    <w:p>
-      <w:pPr>
-        <w:spacing w:after="160" w:before="0"/>
-      </w:pPr>
-      <w:r>
-        <w:rPr>
-          <w:b w:val="0"/>
-          <w:sz w:val="20"/>
-        </w:rPr>
-        <w:t>Negative Marks: 0.25</w:t>
-      </w:r>
-    </w:p>
-    <w:p>
-      <w:pPr>
-        <w:spacing w:after="20" w:before="120"/>
-      </w:pPr>
-      <w:r>
-        <w:rPr>
-          <w:b/>
-          <w:sz w:val="22"/>
-        </w:rPr>
-        <w:t>Question: What is the most common cause of delirium in older adults?</w:t>
-      </w:r>
-    </w:p>
-    <w:p>
-      <w:pPr>
-        <w:spacing w:after="0" w:before="0"/>
-      </w:pPr>
-      <w:r>
-        <w:rPr>
-          <w:b w:val="0"/>
-          <w:sz w:val="22"/>
-        </w:rPr>
-        <w:t>(a) Dementia</w:t>
-      </w:r>
-    </w:p>
-    <w:p>
-      <w:pPr>
-        <w:spacing w:after="0" w:before="0"/>
-      </w:pPr>
-      <w:r>
-        <w:rPr>
-          <w:b w:val="0"/>
-          <w:sz w:val="22"/>
-        </w:rPr>
-        <w:t>(b) Alcohol withdrawal</w:t>
-      </w:r>
-    </w:p>
-    <w:p>
-      <w:pPr>
-        <w:spacing w:after="0" w:before="0"/>
-      </w:pPr>
-      <w:r>
-        <w:rPr>
-          <w:b w:val="0"/>
-          <w:sz w:val="22"/>
-        </w:rPr>
-        <w:t>(c) Long term medicine</w:t>
-      </w:r>
-    </w:p>
-    <w:p>
-      <w:pPr>
-        <w:spacing w:after="0" w:before="0"/>
-      </w:pPr>
-      <w:r>
-        <w:rPr>
-          <w:b w:val="0"/>
-          <w:sz w:val="22"/>
-        </w:rPr>
-        <w:t>(d) Hypoxia</w:t>
-      </w:r>
-    </w:p>
-    <w:p>
-      <w:pPr>
-        <w:spacing w:after="0" w:before="40"/>
-      </w:pPr>
-      <w:r>
-        <w:rPr>
-          <w:b/>
-          <w:sz w:val="22"/>
-        </w:rPr>
-        <w:t>Answer: a</w:t>
-      </w:r>
-    </w:p>
-    <w:p>
-      <w:pPr>
-        <w:spacing w:after="0" w:before="0"/>
-      </w:pPr>
-      <w:r>
-        <w:rPr>
-          <w:b w:val="0"/>
-          <w:sz w:val="21"/>
-        </w:rPr>
-        <w:t>Solution: Older adults with dementia may be more susceptible to delirium due to the underlying brain changes and increased vulnerability to medical conditions, infections, and other factors that can trigger delirium.</w:t>
-      </w:r>
-    </w:p>
-    <w:p>
-      <w:pPr>
-        <w:spacing w:after="0" w:before="0"/>
-      </w:pPr>
-      <w:r>
-        <w:rPr>
-          <w:b w:val="0"/>
-          <w:sz w:val="20"/>
-        </w:rPr>
-        <w:t>Positive Marks: 1</w:t>
-      </w:r>
-    </w:p>
-    <w:p>
-      <w:pPr>
-        <w:spacing w:after="160" w:before="0"/>
-      </w:pPr>
-      <w:r>
-        <w:rPr>
-          <w:b w:val="0"/>
-          <w:sz w:val="20"/>
-        </w:rPr>
-        <w:t>Negative Marks: 0.25</w:t>
-      </w:r>
-    </w:p>
-    <w:p>
-      <w:pPr>
-        <w:spacing w:after="20" w:before="120"/>
-      </w:pPr>
-      <w:r>
-        <w:rPr>
-          <w:b/>
-          <w:sz w:val="22"/>
-        </w:rPr>
-        <w:t>Question: Caudal regression syndrome primarily affects which body system?</w:t>
-      </w:r>
-    </w:p>
-    <w:p>
-      <w:pPr>
-        <w:spacing w:after="0" w:before="0"/>
-      </w:pPr>
-      <w:r>
-        <w:rPr>
-          <w:b w:val="0"/>
-          <w:sz w:val="22"/>
-        </w:rPr>
-        <w:t>(a) Nervous system</w:t>
-      </w:r>
-    </w:p>
-    <w:p>
-      <w:pPr>
-        <w:spacing w:after="0" w:before="0"/>
-      </w:pPr>
-      <w:r>
-        <w:rPr>
-          <w:b w:val="0"/>
-          <w:sz w:val="22"/>
-        </w:rPr>
-        <w:t>(b) Cardiovascular system</w:t>
-      </w:r>
-    </w:p>
-    <w:p>
-      <w:pPr>
-        <w:spacing w:after="0" w:before="0"/>
-      </w:pPr>
-      <w:r>
-        <w:rPr>
-          <w:b w:val="0"/>
-          <w:sz w:val="22"/>
-        </w:rPr>
-        <w:t>(c) Integumentry system</w:t>
-      </w:r>
-    </w:p>
-    <w:p>
-      <w:pPr>
-        <w:spacing w:after="0" w:before="0"/>
-      </w:pPr>
-      <w:r>
-        <w:rPr>
-          <w:b w:val="0"/>
-          <w:sz w:val="22"/>
-        </w:rPr>
-        <w:t>(d) Musculoskeletal system</w:t>
-      </w:r>
-    </w:p>
-    <w:p>
-      <w:pPr>
-        <w:spacing w:after="0" w:before="40"/>
-      </w:pPr>
-      <w:r>
-        <w:rPr>
-          <w:b/>
-          <w:sz w:val="22"/>
-        </w:rPr>
-        <w:t>Answer: d</w:t>
-      </w:r>
-    </w:p>
-    <w:p>
-      <w:pPr>
-        <w:spacing w:after="0" w:before="0"/>
-      </w:pPr>
-      <w:r>
-        <w:rPr>
-          <w:b w:val="0"/>
-          <w:sz w:val="21"/>
-        </w:rPr>
-        <w:t>Solution: Caudal regression syndrome primarily affects the musculoskeletal system (option D). Caudal regression syndrome is a rare congenital disorder that involves abnormal development of the lower spine and other structures in the lower body. It is characterized by the absence or underdevelopment of the tailbone (coccyx) and varying degrees of malformation in the lower spine, pelvis, and lower extremities. The nervous system (option A) can also be affected, leading to neurological deficits, but the primary impact is on the musculoskeletal system. The cardiovascular system (option B) and integumentary system (option C) may be indirectly influenced by the skeletal and neural abnormalities.</w:t>
-      </w:r>
-    </w:p>
-    <w:p>
-      <w:pPr>
-        <w:spacing w:after="0" w:before="0"/>
-      </w:pPr>
-      <w:r>
-        <w:rPr>
-          <w:b w:val="0"/>
-          <w:sz w:val="20"/>
-        </w:rPr>
-        <w:t>Positive Marks: 1</w:t>
-      </w:r>
-    </w:p>
-    <w:p>
-      <w:pPr>
-        <w:spacing w:after="160" w:before="0"/>
-      </w:pPr>
-      <w:r>
-        <w:rPr>
-          <w:b w:val="0"/>
-          <w:sz w:val="20"/>
-        </w:rPr>
-        <w:t>Negative Marks: 0.25</w:t>
-      </w:r>
-    </w:p>
-    <w:p>
-      <w:pPr>
-        <w:spacing w:after="20" w:before="120"/>
-      </w:pPr>
-      <w:r>
-        <w:rPr>
-          <w:b/>
-          <w:sz w:val="22"/>
-        </w:rPr>
-        <w:t>Question: Which psychiatric medication lowers the seizure threshold and requires seizure precautions?</w:t>
-      </w:r>
-    </w:p>
-    <w:p>
-      <w:pPr>
-        <w:spacing w:after="0" w:before="0"/>
-      </w:pPr>
-      <w:r>
-        <w:rPr>
-          <w:b w:val="0"/>
-          <w:sz w:val="22"/>
-        </w:rPr>
-        <w:t>(a) Lithium</w:t>
-      </w:r>
-    </w:p>
-    <w:p>
-      <w:pPr>
-        <w:spacing w:after="0" w:before="0"/>
-      </w:pPr>
-      <w:r>
-        <w:rPr>
-          <w:b w:val="0"/>
-          <w:sz w:val="22"/>
-        </w:rPr>
-        <w:t>(b) Barbiturates</w:t>
-      </w:r>
-    </w:p>
-    <w:p>
-      <w:pPr>
-        <w:spacing w:after="0" w:before="0"/>
-      </w:pPr>
-      <w:r>
-        <w:rPr>
-          <w:b w:val="0"/>
-          <w:sz w:val="22"/>
-        </w:rPr>
-        <w:t>(c) Anticonvulsants</w:t>
-      </w:r>
-    </w:p>
-    <w:p>
-      <w:pPr>
-        <w:spacing w:after="0" w:before="0"/>
-      </w:pPr>
-      <w:r>
-        <w:rPr>
-          <w:b w:val="0"/>
-          <w:sz w:val="22"/>
-        </w:rPr>
-        <w:t>(d) Benzodiazepines</w:t>
-      </w:r>
-    </w:p>
-    <w:p>
-      <w:pPr>
-        <w:spacing w:after="0" w:before="40"/>
-      </w:pPr>
-      <w:r>
-        <w:rPr>
-          <w:b/>
-          <w:sz w:val="22"/>
-        </w:rPr>
-        <w:t>Answer: a</w:t>
-      </w:r>
-    </w:p>
-    <w:p>
-      <w:pPr>
-        <w:spacing w:after="0" w:before="0"/>
-      </w:pPr>
-      <w:r>
-        <w:rPr>
-          <w:b w:val="0"/>
-          <w:sz w:val="21"/>
-        </w:rPr>
-        <w:t>Solution: Lithium carbonate can lower the seizure threshold, especially at toxic serum levels (&gt;1.5 mEq/L) or when combined with antipsychotics.</w:t>
-      </w:r>
-    </w:p>
-    <w:p>
-      <w:pPr>
-        <w:spacing w:after="0" w:before="0"/>
-      </w:pPr>
-      <w:r>
-        <w:rPr>
-          <w:b w:val="0"/>
-          <w:sz w:val="20"/>
-        </w:rPr>
-        <w:t>Positive Marks: 1</w:t>
-      </w:r>
-    </w:p>
-    <w:p>
-      <w:pPr>
-        <w:spacing w:after="160" w:before="0"/>
-      </w:pPr>
-      <w:r>
-        <w:rPr>
-          <w:b w:val="0"/>
-          <w:sz w:val="20"/>
-        </w:rPr>
-        <w:t>Negative Marks: 0.25</w:t>
-      </w:r>
-    </w:p>
-    <w:p>
-      <w:pPr>
-        <w:spacing w:after="20" w:before="120"/>
-      </w:pPr>
-      <w:r>
-        <w:rPr>
-          <w:b/>
-          <w:sz w:val="22"/>
-        </w:rPr>
-        <w:t>Question: A child is on chemotherapy. The nurse should teacher the mother about the following; except:</w:t>
-      </w:r>
-    </w:p>
-    <w:p>
-      <w:pPr>
-        <w:spacing w:after="0" w:before="0"/>
-      </w:pPr>
-      <w:r>
-        <w:rPr>
-          <w:b w:val="0"/>
-          <w:sz w:val="22"/>
-        </w:rPr>
-        <w:t>(a) Brush two times</w:t>
-      </w:r>
-    </w:p>
-    <w:p>
-      <w:pPr>
-        <w:spacing w:after="0" w:before="0"/>
-      </w:pPr>
-      <w:r>
-        <w:rPr>
-          <w:b w:val="0"/>
-          <w:sz w:val="22"/>
-        </w:rPr>
-        <w:t>(b) Hand washing</w:t>
-      </w:r>
-    </w:p>
-    <w:p>
-      <w:pPr>
-        <w:spacing w:after="0" w:before="0"/>
-      </w:pPr>
-      <w:r>
-        <w:rPr>
-          <w:b w:val="0"/>
-          <w:sz w:val="22"/>
-        </w:rPr>
-        <w:t>(c) Sitz bath</w:t>
-      </w:r>
-    </w:p>
-    <w:p>
-      <w:pPr>
-        <w:spacing w:after="0" w:before="0"/>
-      </w:pPr>
-      <w:r>
-        <w:rPr>
-          <w:b w:val="0"/>
-          <w:sz w:val="22"/>
-        </w:rPr>
-        <w:t>(d) Avoid crowded place</w:t>
-      </w:r>
-    </w:p>
-    <w:p>
-      <w:pPr>
-        <w:spacing w:after="0" w:before="40"/>
-      </w:pPr>
-      <w:r>
-        <w:rPr>
-          <w:b/>
-          <w:sz w:val="22"/>
-        </w:rPr>
-        <w:t>Answer: c</w:t>
-      </w:r>
-    </w:p>
-    <w:p>
-      <w:pPr>
-        <w:spacing w:after="0" w:before="0"/>
-      </w:pPr>
-      <w:r>
-        <w:rPr>
-          <w:b w:val="0"/>
-          <w:sz w:val="21"/>
-        </w:rPr>
-        <w:t>Solution: The mother is taught hand washing, avoiding crowded places and oral care; a sitz bath is not relevant to chemotherapy care.</w:t>
-      </w:r>
-    </w:p>
-    <w:p>
-      <w:pPr>
-        <w:spacing w:after="0" w:before="0"/>
-      </w:pPr>
-      <w:r>
-        <w:rPr>
-          <w:b w:val="0"/>
-          <w:sz w:val="20"/>
-        </w:rPr>
-        <w:t>Positive Marks: 1</w:t>
-      </w:r>
-    </w:p>
-    <w:p>
-      <w:pPr>
-        <w:spacing w:after="160" w:before="0"/>
-      </w:pPr>
-      <w:r>
-        <w:rPr>
-          <w:b w:val="0"/>
-          <w:sz w:val="20"/>
-        </w:rPr>
-        <w:t>Negative Marks: 0.25</w:t>
-      </w:r>
-    </w:p>
-    <w:p>
-      <w:pPr>
-        <w:spacing w:after="20" w:before="120"/>
-      </w:pPr>
-      <w:r>
-        <w:rPr>
-          <w:b/>
-          <w:sz w:val="22"/>
-        </w:rPr>
-        <w:t>Question: Which bone is known as breast bone?</w:t>
-      </w:r>
-    </w:p>
-    <w:p>
-      <w:pPr>
-        <w:spacing w:after="0" w:before="0"/>
-      </w:pPr>
-      <w:r>
-        <w:rPr>
-          <w:b w:val="0"/>
-          <w:sz w:val="22"/>
-        </w:rPr>
-        <w:t>(a) Femur</w:t>
-      </w:r>
-    </w:p>
-    <w:p>
-      <w:pPr>
-        <w:spacing w:after="0" w:before="0"/>
-      </w:pPr>
-      <w:r>
-        <w:rPr>
-          <w:b w:val="0"/>
-          <w:sz w:val="22"/>
-        </w:rPr>
-        <w:t>(b) Humerus</w:t>
-      </w:r>
-    </w:p>
-    <w:p>
-      <w:pPr>
-        <w:spacing w:after="0" w:before="0"/>
-      </w:pPr>
-      <w:r>
-        <w:rPr>
-          <w:b w:val="0"/>
-          <w:sz w:val="22"/>
-        </w:rPr>
-        <w:t>(c) Sternum</w:t>
-      </w:r>
-    </w:p>
-    <w:p>
-      <w:pPr>
-        <w:spacing w:after="0" w:before="0"/>
-      </w:pPr>
-      <w:r>
-        <w:rPr>
-          <w:b w:val="0"/>
-          <w:sz w:val="22"/>
-        </w:rPr>
-        <w:t>(d) Ribs</w:t>
-      </w:r>
-    </w:p>
-    <w:p>
-      <w:pPr>
-        <w:spacing w:after="0" w:before="40"/>
-      </w:pPr>
-      <w:r>
-        <w:rPr>
-          <w:b/>
-          <w:sz w:val="22"/>
-        </w:rPr>
-        <w:t>Answer: c</w:t>
-      </w:r>
-    </w:p>
-    <w:p>
-      <w:pPr>
-        <w:spacing w:after="0" w:before="0"/>
-      </w:pPr>
-      <w:r>
-        <w:rPr>
-          <w:b w:val="0"/>
-          <w:sz w:val="21"/>
-        </w:rPr>
-        <w:t>Solution: The bone known as the breastbone is the sternum (option B). The sternum is a flat bone located in the center of the chest. It is connected to the ribs through cartilage and forms the anterior part of the rib cage. The sternum consists of three parts: the manubrium, the body, and the xiphoid process. The sternum provides protection to vital organs in the chest, including the heart and lungs. It also serves as an attachment site for various muscles involved in respiration and movement of the upper limbs.</w:t>
-      </w:r>
-    </w:p>
-    <w:p>
-      <w:pPr>
-        <w:spacing w:after="0" w:before="0"/>
-      </w:pPr>
-      <w:r>
-        <w:rPr>
-          <w:b w:val="0"/>
-          <w:sz w:val="20"/>
-        </w:rPr>
-        <w:t>Positive Marks: 1</w:t>
-      </w:r>
-    </w:p>
-    <w:p>
-      <w:pPr>
-        <w:spacing w:after="160" w:before="0"/>
-      </w:pPr>
-      <w:r>
-        <w:rPr>
-          <w:b w:val="0"/>
-          <w:sz w:val="20"/>
-        </w:rPr>
-        <w:t>Negative Marks: 0.25</w:t>
-      </w:r>
-    </w:p>
-    <w:p>
-      <w:pPr>
-        <w:spacing w:after="20" w:before="120"/>
-      </w:pPr>
-      <w:r>
-        <w:rPr>
-          <w:b/>
-          <w:sz w:val="22"/>
-        </w:rPr>
-        <w:t>Question: Following patient death, the subjective emotional and psychological process experienced by surviving loved ones is called</w:t>
-      </w:r>
-    </w:p>
-    <w:p>
-      <w:pPr>
-        <w:spacing w:after="0" w:before="0"/>
-      </w:pPr>
-      <w:r>
-        <w:rPr>
-          <w:b w:val="0"/>
-          <w:sz w:val="22"/>
-        </w:rPr>
-        <w:t>(a) Grief</w:t>
-      </w:r>
-    </w:p>
-    <w:p>
-      <w:pPr>
-        <w:spacing w:after="0" w:before="0"/>
-      </w:pPr>
-      <w:r>
-        <w:rPr>
-          <w:b w:val="0"/>
-          <w:sz w:val="22"/>
-        </w:rPr>
-        <w:t>(b) Compliance</w:t>
-      </w:r>
-    </w:p>
-    <w:p>
-      <w:pPr>
-        <w:spacing w:after="0" w:before="0"/>
-      </w:pPr>
-      <w:r>
-        <w:rPr>
-          <w:b w:val="0"/>
-          <w:sz w:val="22"/>
-        </w:rPr>
-        <w:t>(c) Bereavement</w:t>
-      </w:r>
-    </w:p>
-    <w:p>
-      <w:pPr>
-        <w:spacing w:after="0" w:before="0"/>
-      </w:pPr>
-      <w:r>
-        <w:rPr>
-          <w:b w:val="0"/>
-          <w:sz w:val="22"/>
-        </w:rPr>
-        <w:t>(d) Mourning</w:t>
-      </w:r>
-    </w:p>
-    <w:p>
-      <w:pPr>
-        <w:spacing w:after="0" w:before="40"/>
-      </w:pPr>
-      <w:r>
-        <w:rPr>
-          <w:b/>
-          <w:sz w:val="22"/>
-        </w:rPr>
-        <w:t>Answer: a</w:t>
-      </w:r>
-    </w:p>
-    <w:p>
-      <w:pPr>
-        <w:spacing w:after="0" w:before="0"/>
-      </w:pPr>
-      <w:r>
-        <w:rPr>
-          <w:b w:val="0"/>
-          <w:sz w:val="21"/>
-        </w:rPr>
-        <w:t>Solution: Grief is the intense subjective emotional response experienced in reaction to a significant loss or death.</w:t>
-      </w:r>
-    </w:p>
-    <w:p>
-      <w:pPr>
-        <w:spacing w:after="0" w:before="0"/>
-      </w:pPr>
-      <w:r>
-        <w:rPr>
-          <w:b w:val="0"/>
-          <w:sz w:val="20"/>
-        </w:rPr>
-        <w:t>Positive Marks: 1</w:t>
-      </w:r>
-    </w:p>
-    <w:p>
-      <w:pPr>
-        <w:spacing w:after="160" w:before="0"/>
-      </w:pPr>
-      <w:r>
-        <w:rPr>
-          <w:b w:val="0"/>
-          <w:sz w:val="20"/>
-        </w:rPr>
-        <w:t>Negative Marks: 0.25</w:t>
-      </w:r>
-    </w:p>
-    <w:p>
-      <w:pPr>
-        <w:spacing w:after="20" w:before="120"/>
-      </w:pPr>
-      <w:r>
-        <w:rPr>
-          <w:b/>
-          <w:sz w:val="22"/>
-        </w:rPr>
-        <w:t>Question: A client in the immediate postoperative period after thyroidectomy develops stridor. Which condition does this indicate and what is the priority?</w:t>
-      </w:r>
-    </w:p>
-    <w:p>
-      <w:pPr>
-        <w:spacing w:after="0" w:before="0"/>
-      </w:pPr>
-      <w:r>
-        <w:rPr>
-          <w:b w:val="0"/>
-          <w:sz w:val="22"/>
-        </w:rPr>
-        <w:t>(a) Recurrent laryngeal nerve injury - reassure the client</w:t>
-      </w:r>
-    </w:p>
-    <w:p>
-      <w:pPr>
-        <w:spacing w:after="0" w:before="0"/>
-      </w:pPr>
-      <w:r>
-        <w:rPr>
-          <w:b w:val="0"/>
-          <w:sz w:val="22"/>
-        </w:rPr>
-        <w:t>(b) Laryngeal edema with airway obstruction - prepare for emergency airway management</w:t>
-      </w:r>
-    </w:p>
-    <w:p>
-      <w:pPr>
-        <w:spacing w:after="0" w:before="0"/>
-      </w:pPr>
-      <w:r>
-        <w:rPr>
-          <w:b w:val="0"/>
-          <w:sz w:val="22"/>
-        </w:rPr>
-        <w:t>(c) Normal postoperative hoarseness - continue to observe</w:t>
-      </w:r>
-    </w:p>
-    <w:p>
-      <w:pPr>
-        <w:spacing w:after="0" w:before="0"/>
-      </w:pPr>
-      <w:r>
-        <w:rPr>
-          <w:b w:val="0"/>
-          <w:sz w:val="22"/>
-        </w:rPr>
-        <w:t>(d) Hypocalcemia - check calcium level</w:t>
-      </w:r>
-    </w:p>
-    <w:p>
-      <w:pPr>
-        <w:spacing w:after="0" w:before="40"/>
-      </w:pPr>
-      <w:r>
-        <w:rPr>
-          <w:b/>
-          <w:sz w:val="22"/>
-        </w:rPr>
-        <w:t>Answer: b</w:t>
-      </w:r>
-    </w:p>
-    <w:p>
-      <w:pPr>
-        <w:spacing w:after="0" w:before="0"/>
-      </w:pPr>
-      <w:r>
-        <w:rPr>
-          <w:b w:val="0"/>
-          <w:sz w:val="21"/>
-        </w:rPr>
-        <w:t>Solution: Stridor is inspiratory crowing from laryngeal edema/obstruction; it is an emergency requiring immediate airway management (oxygen, and possible tracheostomy).</w:t>
-      </w:r>
-    </w:p>
-    <w:p>
-      <w:pPr>
-        <w:spacing w:after="0" w:before="0"/>
-      </w:pPr>
-      <w:r>
-        <w:rPr>
-          <w:b w:val="0"/>
-          <w:sz w:val="20"/>
-        </w:rPr>
-        <w:t>Positive Marks: 1</w:t>
-      </w:r>
-    </w:p>
-    <w:p>
-      <w:pPr>
-        <w:spacing w:after="160" w:before="0"/>
-      </w:pPr>
-      <w:r>
-        <w:rPr>
-          <w:b w:val="0"/>
-          <w:sz w:val="20"/>
-        </w:rPr>
-        <w:t>Negative Marks: 0.25</w:t>
-      </w:r>
-    </w:p>
-    <w:p>
-      <w:pPr>
-        <w:spacing w:after="20" w:before="120"/>
-      </w:pPr>
-      <w:r>
-        <w:rPr>
-          <w:b/>
-          <w:sz w:val="22"/>
-        </w:rPr>
-        <w:t>Question: Which component is NOT included in the Physical Quality of Life Index (PQLI)?</w:t>
-      </w:r>
-    </w:p>
-    <w:p>
-      <w:pPr>
-        <w:spacing w:after="0" w:before="0"/>
-      </w:pPr>
-      <w:r>
-        <w:rPr>
-          <w:b w:val="0"/>
-          <w:sz w:val="22"/>
-        </w:rPr>
-        <w:t>(a) Per capita Income</w:t>
-      </w:r>
-    </w:p>
-    <w:p>
-      <w:pPr>
-        <w:spacing w:after="0" w:before="0"/>
-      </w:pPr>
-      <w:r>
-        <w:rPr>
-          <w:b w:val="0"/>
-          <w:sz w:val="22"/>
-        </w:rPr>
-        <w:t>(b) Life expectancy at one</w:t>
-      </w:r>
-    </w:p>
-    <w:p>
-      <w:pPr>
-        <w:spacing w:after="0" w:before="0"/>
-      </w:pPr>
-      <w:r>
-        <w:rPr>
-          <w:b w:val="0"/>
-          <w:sz w:val="22"/>
-        </w:rPr>
-        <w:t>(c) Basic literacy rate</w:t>
-      </w:r>
-    </w:p>
-    <w:p>
-      <w:pPr>
-        <w:spacing w:after="0" w:before="0"/>
-      </w:pPr>
-      <w:r>
-        <w:rPr>
-          <w:b w:val="0"/>
-          <w:sz w:val="22"/>
-        </w:rPr>
-        <w:t>(d) IMR</w:t>
-      </w:r>
-    </w:p>
-    <w:p>
-      <w:pPr>
-        <w:spacing w:after="0" w:before="40"/>
-      </w:pPr>
-      <w:r>
-        <w:rPr>
-          <w:b/>
-          <w:sz w:val="22"/>
-        </w:rPr>
-        <w:t>Answer: a</w:t>
-      </w:r>
-    </w:p>
-    <w:p>
-      <w:pPr>
-        <w:spacing w:after="0" w:before="0"/>
-      </w:pPr>
-      <w:r>
-        <w:rPr>
-          <w:b w:val="0"/>
-          <w:sz w:val="21"/>
-        </w:rPr>
-        <w:t>Solution: The component NOT included in the Physical Quality of Life Index (PQLI) is per capita income. The PQLI is a composite index used to measure the quality of life in different countries. It incorporates three basic components: life expectancy at birth, infant mortality rate (IMR), and basic literacy rate. These components provide insights into the overall health, education, and well-being of the population. However, per capita income, although an important indicator of economic well-being, is not included in the PQLI.</w:t>
-      </w:r>
-    </w:p>
-    <w:p>
-      <w:pPr>
-        <w:spacing w:after="0" w:before="0"/>
-      </w:pPr>
-      <w:r>
-        <w:rPr>
-          <w:b w:val="0"/>
-          <w:sz w:val="20"/>
-        </w:rPr>
-        <w:t>Positive Marks: 1</w:t>
-      </w:r>
-    </w:p>
-    <w:p>
-      <w:pPr>
-        <w:spacing w:after="160" w:before="0"/>
-      </w:pPr>
-      <w:r>
-        <w:rPr>
-          <w:b w:val="0"/>
-          <w:sz w:val="20"/>
-        </w:rPr>
-        <w:t>Negative Marks: 0.25</w:t>
-      </w:r>
-    </w:p>
-    <w:p>
-      <w:pPr>
-        <w:spacing w:after="20" w:before="120"/>
-      </w:pPr>
-      <w:r>
-        <w:rPr>
-          <w:b/>
-          <w:sz w:val="22"/>
-        </w:rPr>
-        <w:t>Question: If bus related to bus depo then aeroplane is related to?</w:t>
-      </w:r>
-    </w:p>
-    <w:p>
-      <w:pPr>
-        <w:spacing w:after="0" w:before="0"/>
-      </w:pPr>
-      <w:r>
-        <w:rPr>
-          <w:b w:val="0"/>
-          <w:sz w:val="22"/>
-        </w:rPr>
-        <w:t>(a) Garage</w:t>
-      </w:r>
-    </w:p>
-    <w:p>
-      <w:pPr>
-        <w:spacing w:after="0" w:before="0"/>
-      </w:pPr>
-      <w:r>
-        <w:rPr>
-          <w:b w:val="0"/>
-          <w:sz w:val="22"/>
-        </w:rPr>
-        <w:t>(b) Yard</w:t>
-      </w:r>
-    </w:p>
-    <w:p>
-      <w:pPr>
-        <w:spacing w:after="0" w:before="0"/>
-      </w:pPr>
-      <w:r>
-        <w:rPr>
-          <w:b w:val="0"/>
-          <w:sz w:val="22"/>
-        </w:rPr>
-        <w:t>(c) Airport</w:t>
-      </w:r>
-    </w:p>
-    <w:p>
-      <w:pPr>
-        <w:spacing w:after="0" w:before="0"/>
-      </w:pPr>
-      <w:r>
-        <w:rPr>
-          <w:b w:val="0"/>
-          <w:sz w:val="22"/>
-        </w:rPr>
-        <w:t>(d) Hangar</w:t>
-      </w:r>
-    </w:p>
-    <w:p>
-      <w:pPr>
-        <w:spacing w:after="0" w:before="40"/>
-      </w:pPr>
-      <w:r>
-        <w:rPr>
-          <w:b/>
-          <w:sz w:val="22"/>
-        </w:rPr>
-        <w:t>Answer: d</w:t>
-      </w:r>
-    </w:p>
-    <w:p>
-      <w:pPr>
-        <w:spacing w:after="0" w:before="0"/>
-      </w:pPr>
-      <w:r>
-        <w:rPr>
-          <w:b w:val="0"/>
-          <w:sz w:val="21"/>
-        </w:rPr>
-        <w:t>Solution: If a bus is related to the bus depot, then an airplane is related to a hangar (option D). A bus depot is a designated area where buses are parked, maintained, and serviced. Similarly, an airplane is commonly stored, maintained, and sheltered in a hangar. A hangar is a large structure or building specifically designed to accommodate and protect aircraft. It provides storage, maintenance facilities, and a controlled environment for airplanes. Just as a bus is associated with a bus depot, an airplane is associated with a hangar for proper storage, maintenance, and security.</w:t>
-      </w:r>
-    </w:p>
-    <w:p>
-      <w:pPr>
-        <w:spacing w:after="0" w:before="0"/>
-      </w:pPr>
-      <w:r>
-        <w:rPr>
-          <w:b w:val="0"/>
-          <w:sz w:val="20"/>
-        </w:rPr>
-        <w:t>Positive Marks: 1</w:t>
-      </w:r>
-    </w:p>
-    <w:p>
-      <w:pPr>
-        <w:spacing w:after="160" w:before="0"/>
-      </w:pPr>
-      <w:r>
-        <w:rPr>
-          <w:b w:val="0"/>
-          <w:sz w:val="20"/>
-        </w:rPr>
-        <w:t>Negative Marks: 0.25</w:t>
-      </w:r>
-    </w:p>
-    <w:p>
-      <w:pPr>
-        <w:spacing w:after="20" w:before="120"/>
-      </w:pPr>
-      <w:r>
-        <w:rPr>
-          <w:b/>
-          <w:sz w:val="22"/>
-        </w:rPr>
-        <w:t>Question: Which is considered the best site for intramuscular (IM) injection in an infant?</w:t>
-      </w:r>
-    </w:p>
-    <w:p>
-      <w:pPr>
-        <w:spacing w:after="0" w:before="0"/>
-      </w:pPr>
-      <w:r>
-        <w:rPr>
-          <w:b w:val="0"/>
-          <w:sz w:val="22"/>
-        </w:rPr>
-        <w:t>(a) Dorsogluteal muscles</w:t>
-      </w:r>
-    </w:p>
-    <w:p>
-      <w:pPr>
-        <w:spacing w:after="0" w:before="0"/>
-      </w:pPr>
-      <w:r>
-        <w:rPr>
-          <w:b w:val="0"/>
-          <w:sz w:val="22"/>
-        </w:rPr>
-        <w:t>(b) Femoral muscle</w:t>
-      </w:r>
-    </w:p>
-    <w:p>
-      <w:pPr>
-        <w:spacing w:after="0" w:before="0"/>
-      </w:pPr>
-      <w:r>
-        <w:rPr>
-          <w:b w:val="0"/>
-          <w:sz w:val="22"/>
-        </w:rPr>
-        <w:t>(c) Vastus lateralis muscles</w:t>
-      </w:r>
-    </w:p>
-    <w:p>
-      <w:pPr>
-        <w:spacing w:after="0" w:before="0"/>
-      </w:pPr>
-      <w:r>
-        <w:rPr>
-          <w:b w:val="0"/>
-          <w:sz w:val="22"/>
-        </w:rPr>
-        <w:t>(d) Deltoid muscles</w:t>
-      </w:r>
-    </w:p>
-    <w:p>
-      <w:pPr>
-        <w:spacing w:after="0" w:before="40"/>
-      </w:pPr>
-      <w:r>
-        <w:rPr>
-          <w:b/>
-          <w:sz w:val="22"/>
-        </w:rPr>
-        <w:t>Answer: c</w:t>
-      </w:r>
-    </w:p>
-    <w:p>
-      <w:pPr>
-        <w:spacing w:after="0" w:before="0"/>
-      </w:pPr>
-      <w:r>
-        <w:rPr>
-          <w:b w:val="0"/>
-          <w:sz w:val="21"/>
-        </w:rPr>
-        <w:t>Solution: The best site for intramuscular (IM) injection in an infant is the vastus lateralis muscle. The vastus lateralis is located on the anterior lateral aspect of the thigh. It is a large, well-developed muscle in infants and young children, making it an ideal site for IM injections. The muscle has a thick mass of tissue and is less susceptible to injury or nerve damage during the injection. Additionally, the vastus lateralis has a good blood supply, allowing for efficient absorption of the medication.</w:t>
-      </w:r>
-    </w:p>
-    <w:p>
-      <w:pPr>
-        <w:spacing w:after="0" w:before="0"/>
-      </w:pPr>
-      <w:r>
-        <w:rPr>
-          <w:b w:val="0"/>
-          <w:sz w:val="20"/>
-        </w:rPr>
-        <w:t>Positive Marks: 1</w:t>
-      </w:r>
-    </w:p>
-    <w:p>
-      <w:pPr>
-        <w:spacing w:after="160" w:before="0"/>
-      </w:pPr>
-      <w:r>
-        <w:rPr>
-          <w:b w:val="0"/>
-          <w:sz w:val="20"/>
-        </w:rPr>
-        <w:t>Negative Marks: 0.25</w:t>
-      </w:r>
-    </w:p>
-    <w:p>
-      <w:pPr>
-        <w:spacing w:after="20" w:before="120"/>
-      </w:pPr>
-      <w:r>
-        <w:rPr>
-          <w:b/>
-          <w:sz w:val="22"/>
-        </w:rPr>
-        <w:t>Question: Covid face shield is sterilized by?</w:t>
-      </w:r>
-    </w:p>
-    <w:p>
-      <w:pPr>
-        <w:spacing w:after="0" w:before="0"/>
-      </w:pPr>
-      <w:r>
-        <w:rPr>
-          <w:b w:val="0"/>
-          <w:sz w:val="22"/>
-        </w:rPr>
-        <w:t>(a) Sodium Hypochlorite</w:t>
-      </w:r>
-    </w:p>
-    <w:p>
-      <w:pPr>
-        <w:spacing w:after="0" w:before="0"/>
-      </w:pPr>
-      <w:r>
-        <w:rPr>
-          <w:b w:val="0"/>
-          <w:sz w:val="22"/>
-        </w:rPr>
-        <w:t>(b) Cidex</w:t>
-      </w:r>
-    </w:p>
-    <w:p>
-      <w:pPr>
-        <w:spacing w:after="0" w:before="0"/>
-      </w:pPr>
-      <w:r>
-        <w:rPr>
-          <w:b w:val="0"/>
-          <w:sz w:val="22"/>
-        </w:rPr>
-        <w:t>(c) Formalin</w:t>
-      </w:r>
-    </w:p>
-    <w:p>
-      <w:pPr>
-        <w:spacing w:after="0" w:before="0"/>
-      </w:pPr>
-      <w:r>
-        <w:rPr>
-          <w:b w:val="0"/>
-          <w:sz w:val="22"/>
-        </w:rPr>
-        <w:t>(d) H202</w:t>
-      </w:r>
-    </w:p>
-    <w:p>
-      <w:pPr>
-        <w:spacing w:after="0" w:before="40"/>
-      </w:pPr>
-      <w:r>
-        <w:rPr>
-          <w:b/>
-          <w:sz w:val="22"/>
-        </w:rPr>
-        <w:t>Answer: a</w:t>
-      </w:r>
-    </w:p>
-    <w:p>
-      <w:pPr>
-        <w:spacing w:after="0" w:before="0"/>
-      </w:pPr>
-      <w:r>
-        <w:rPr>
-          <w:b w:val="0"/>
-          <w:sz w:val="21"/>
-        </w:rPr>
-        <w:t>Solution: Face shields used to protect against COVID-19 can be sterilized using sodium hypochlorite. Sodium hypochlorite is a commonly used disinfectant that is effective against a wide range of pathogens, including the virus that causes COVID-19. his may include wearing gloves and protective clothing, diluting the sodium hypochlorite to the appropriate concentration, and allowing enough contact time for the disinfectant to be effective</w:t>
-      </w:r>
-    </w:p>
-    <w:p>
-      <w:pPr>
-        <w:spacing w:after="0" w:before="0"/>
-      </w:pPr>
-      <w:r>
-        <w:rPr>
-          <w:b w:val="0"/>
-          <w:sz w:val="20"/>
-        </w:rPr>
-        <w:t>Positive Marks: 1</w:t>
-      </w:r>
-    </w:p>
-    <w:p>
-      <w:pPr>
-        <w:spacing w:after="160" w:before="0"/>
-      </w:pPr>
-      <w:r>
-        <w:rPr>
-          <w:b w:val="0"/>
-          <w:sz w:val="20"/>
-        </w:rPr>
-        <w:t>Negative Marks: 0.25</w:t>
-      </w:r>
-    </w:p>
-    <w:p>
-      <w:pPr>
-        <w:spacing w:after="20" w:before="120"/>
-      </w:pPr>
-      <w:r>
-        <w:rPr>
-          <w:b/>
-          <w:sz w:val="22"/>
-        </w:rPr>
-        <w:t>Question: What aspect of mental functioning is being assessed when a nursing officer asks a patient to explain the difference between an apple and an orange during a mental status examination (MSE)?</w:t>
-      </w:r>
-    </w:p>
-    <w:p>
-      <w:pPr>
-        <w:spacing w:after="0" w:before="0"/>
-      </w:pPr>
-      <w:r>
-        <w:rPr>
-          <w:b w:val="0"/>
-          <w:sz w:val="22"/>
-        </w:rPr>
-        <w:t>(a) Comprehension</w:t>
-      </w:r>
-    </w:p>
-    <w:p>
-      <w:pPr>
-        <w:spacing w:after="0" w:before="0"/>
-      </w:pPr>
-      <w:r>
-        <w:rPr>
-          <w:b w:val="0"/>
-          <w:sz w:val="22"/>
-        </w:rPr>
-        <w:t>(b) Abstraction</w:t>
-      </w:r>
-    </w:p>
-    <w:p>
-      <w:pPr>
-        <w:spacing w:after="0" w:before="0"/>
-      </w:pPr>
-      <w:r>
-        <w:rPr>
-          <w:b w:val="0"/>
-          <w:sz w:val="22"/>
-        </w:rPr>
-        <w:t>(c) Intelligence</w:t>
-      </w:r>
-    </w:p>
-    <w:p>
-      <w:pPr>
-        <w:spacing w:after="0" w:before="0"/>
-      </w:pPr>
-      <w:r>
-        <w:rPr>
-          <w:b w:val="0"/>
-          <w:sz w:val="22"/>
-        </w:rPr>
-        <w:t>(d) Ambivalence</w:t>
-      </w:r>
-    </w:p>
-    <w:p>
-      <w:pPr>
-        <w:spacing w:after="0" w:before="40"/>
-      </w:pPr>
-      <w:r>
-        <w:rPr>
-          <w:b/>
-          <w:sz w:val="22"/>
-        </w:rPr>
-        <w:t>Answer: b</w:t>
-      </w:r>
-    </w:p>
-    <w:p>
-      <w:pPr>
-        <w:spacing w:after="0" w:before="0"/>
-      </w:pPr>
-      <w:r>
-        <w:rPr>
-          <w:b w:val="0"/>
-          <w:sz w:val="21"/>
-        </w:rPr>
-        <w:t>Solution: When a nursing officer asks a patient to explain the difference between an apple and an orange during a mental status examination (MSE), the aspect of mental functioning being assessed is abstraction. Abstraction is the Ms E ( Psychiatry I cognitive ability to grasp concepts, think symbolically, and understand relationships between different objects or ideas. By asking the patient to compare and differentiate between two objects, the nursing officer can evaluate the patient's capacity for abstract thinking, which is an important aspect of mental functioning. Impairments in abstraction can be indicative of cognitive deficits or certain psychiatric conditions.</w:t>
-      </w:r>
-    </w:p>
-    <w:p>
-      <w:pPr>
-        <w:spacing w:after="0" w:before="0"/>
-      </w:pPr>
-      <w:r>
-        <w:rPr>
-          <w:b w:val="0"/>
-          <w:sz w:val="20"/>
-        </w:rPr>
-        <w:t>Positive Marks: 1</w:t>
-      </w:r>
-    </w:p>
-    <w:p>
-      <w:pPr>
-        <w:spacing w:after="160" w:before="0"/>
-      </w:pPr>
-      <w:r>
-        <w:rPr>
-          <w:b w:val="0"/>
-          <w:sz w:val="20"/>
-        </w:rPr>
-        <w:t>Negative Marks: 0.25</w:t>
-      </w:r>
-    </w:p>
-    <w:p>
-      <w:pPr>
-        <w:spacing w:after="20" w:before="120"/>
-      </w:pPr>
-      <w:r>
-        <w:rPr>
-          <w:b/>
-          <w:sz w:val="22"/>
-        </w:rPr>
-        <w:t>Question: Which of the following findings suggests worsening condition or severe symptoms of dengue, excluding others?</w:t>
-      </w:r>
-    </w:p>
-    <w:p>
-      <w:pPr>
-        <w:spacing w:after="0" w:before="0"/>
-      </w:pPr>
-      <w:r>
-        <w:rPr>
-          <w:b w:val="0"/>
-          <w:sz w:val="22"/>
-        </w:rPr>
-        <w:t>(a) Blood in vomit or stool</w:t>
-      </w:r>
-    </w:p>
-    <w:p>
-      <w:pPr>
-        <w:spacing w:after="0" w:before="0"/>
-      </w:pPr>
-      <w:r>
-        <w:rPr>
-          <w:b w:val="0"/>
-          <w:sz w:val="22"/>
-        </w:rPr>
-        <w:t>(b) Severe Abdominal pain</w:t>
-      </w:r>
-    </w:p>
-    <w:p>
-      <w:pPr>
-        <w:spacing w:after="0" w:before="0"/>
-      </w:pPr>
-      <w:r>
-        <w:rPr>
-          <w:b w:val="0"/>
-          <w:sz w:val="22"/>
-        </w:rPr>
-        <w:t>(c) Persistent vomiting</w:t>
-      </w:r>
-    </w:p>
-    <w:p>
-      <w:pPr>
-        <w:spacing w:after="0" w:before="0"/>
-      </w:pPr>
-      <w:r>
-        <w:rPr>
-          <w:b w:val="0"/>
-          <w:sz w:val="22"/>
-        </w:rPr>
-        <w:t>(d) High grade fever</w:t>
-      </w:r>
-    </w:p>
-    <w:p>
-      <w:pPr>
-        <w:spacing w:after="0" w:before="40"/>
-      </w:pPr>
-      <w:r>
-        <w:rPr>
-          <w:b/>
-          <w:sz w:val="22"/>
-        </w:rPr>
-        <w:t>Answer: d</w:t>
-      </w:r>
-    </w:p>
-    <w:p>
-      <w:pPr>
-        <w:spacing w:after="0" w:before="0"/>
-      </w:pPr>
-      <w:r>
-        <w:rPr>
-          <w:b w:val="0"/>
-          <w:sz w:val="21"/>
-        </w:rPr>
-        <w:t>Solution: Warning signs of severe dengue include severe abdominal pain, persistent vomiting, mucosal bleeding (blood in vomit or stool), lethargy and fluid accumulation; high-grade fever alone is a general symptom and is not a warning sign.</w:t>
-      </w:r>
-    </w:p>
-    <w:p>
-      <w:pPr>
-        <w:spacing w:after="0" w:before="0"/>
-      </w:pPr>
-      <w:r>
-        <w:rPr>
-          <w:b w:val="0"/>
-          <w:sz w:val="20"/>
-        </w:rPr>
-        <w:t>Positive Marks: 1</w:t>
-      </w:r>
-    </w:p>
-    <w:p>
-      <w:pPr>
-        <w:spacing w:after="160" w:before="0"/>
-      </w:pPr>
-      <w:r>
-        <w:rPr>
-          <w:b w:val="0"/>
-          <w:sz w:val="20"/>
-        </w:rPr>
-        <w:t>Negative Marks: 0.25</w:t>
-      </w:r>
-    </w:p>
-    <w:p>
-      <w:pPr>
-        <w:spacing w:after="20" w:before="120"/>
-      </w:pPr>
-      <w:r>
-        <w:rPr>
-          <w:b/>
-          <w:sz w:val="22"/>
-        </w:rPr>
-        <w:t>Question: What is the permanent method of sterilization in male ?</w:t>
-      </w:r>
-    </w:p>
-    <w:p>
-      <w:pPr>
-        <w:spacing w:after="0" w:before="0"/>
-      </w:pPr>
-      <w:r>
-        <w:rPr>
-          <w:b w:val="0"/>
-          <w:sz w:val="22"/>
-        </w:rPr>
-        <w:t>(a) Vasectomy</w:t>
-      </w:r>
-    </w:p>
-    <w:p>
-      <w:pPr>
-        <w:spacing w:after="0" w:before="0"/>
-      </w:pPr>
-      <w:r>
-        <w:rPr>
-          <w:b w:val="0"/>
-          <w:sz w:val="22"/>
-        </w:rPr>
-        <w:t>(b) Barrier method</w:t>
-      </w:r>
-    </w:p>
-    <w:p>
-      <w:pPr>
-        <w:spacing w:after="0" w:before="0"/>
-      </w:pPr>
-      <w:r>
-        <w:rPr>
-          <w:b w:val="0"/>
-          <w:sz w:val="22"/>
-        </w:rPr>
-        <w:t>(c) Tubectomy</w:t>
-      </w:r>
-    </w:p>
-    <w:p>
-      <w:pPr>
-        <w:spacing w:after="0" w:before="0"/>
-      </w:pPr>
-      <w:r>
-        <w:rPr>
-          <w:b w:val="0"/>
-          <w:sz w:val="22"/>
-        </w:rPr>
-        <w:t>(d) Hystrectomy</w:t>
-      </w:r>
-    </w:p>
-    <w:p>
-      <w:pPr>
-        <w:spacing w:after="0" w:before="40"/>
-      </w:pPr>
-      <w:r>
-        <w:rPr>
-          <w:b/>
-          <w:sz w:val="22"/>
-        </w:rPr>
-        <w:t>Answer: a</w:t>
-      </w:r>
-    </w:p>
-    <w:p>
-      <w:pPr>
-        <w:spacing w:after="0" w:before="0"/>
-      </w:pPr>
-      <w:r>
-        <w:rPr>
-          <w:b w:val="0"/>
-          <w:sz w:val="21"/>
-        </w:rPr>
-        <w:t>Solution: Vasectomy is the permanent surgical method of male sterilisation (excision of a segment of each vas deferens).</w:t>
-      </w:r>
-    </w:p>
-    <w:p>
-      <w:pPr>
-        <w:spacing w:after="0" w:before="0"/>
-      </w:pPr>
-      <w:r>
-        <w:rPr>
-          <w:b w:val="0"/>
-          <w:sz w:val="20"/>
-        </w:rPr>
-        <w:t>Positive Marks: 1</w:t>
-      </w:r>
-    </w:p>
-    <w:p>
-      <w:pPr>
-        <w:spacing w:after="160" w:before="0"/>
-      </w:pPr>
-      <w:r>
-        <w:rPr>
-          <w:b w:val="0"/>
-          <w:sz w:val="20"/>
-        </w:rPr>
-        <w:t>Negative Marks: 0.25</w:t>
-      </w:r>
-    </w:p>
-    <w:p>
-      <w:pPr>
-        <w:spacing w:after="20" w:before="120"/>
-      </w:pPr>
-      <w:r>
-        <w:rPr>
-          <w:b/>
-          <w:sz w:val="22"/>
-        </w:rPr>
-        <w:t>Question: When log-rolling a client with a suspected cervical spine injury, what is the most important intervention?</w:t>
-      </w:r>
-    </w:p>
-    <w:p>
-      <w:pPr>
-        <w:spacing w:after="0" w:before="0"/>
-      </w:pPr>
-      <w:r>
-        <w:rPr>
-          <w:b w:val="0"/>
-          <w:sz w:val="22"/>
-        </w:rPr>
-        <w:t>(a) Assess motor function of all four limbs</w:t>
-      </w:r>
-    </w:p>
-    <w:p>
-      <w:pPr>
-        <w:spacing w:after="0" w:before="0"/>
-      </w:pPr>
-      <w:r>
-        <w:rPr>
-          <w:b w:val="0"/>
-          <w:sz w:val="22"/>
-        </w:rPr>
-        <w:t>(b) Remove the backboard first</w:t>
-      </w:r>
-    </w:p>
-    <w:p>
-      <w:pPr>
-        <w:spacing w:after="0" w:before="0"/>
-      </w:pPr>
-      <w:r>
-        <w:rPr>
-          <w:b w:val="0"/>
-          <w:sz w:val="22"/>
-        </w:rPr>
-        <w:t>(c) Apply the cervical collar before moving</w:t>
-      </w:r>
-    </w:p>
-    <w:p>
-      <w:pPr>
-        <w:spacing w:after="0" w:before="0"/>
-      </w:pPr>
-      <w:r>
-        <w:rPr>
-          <w:b w:val="0"/>
-          <w:sz w:val="22"/>
-        </w:rPr>
-        <w:t>(d) Maintain the head in neutral alignment with the spine</w:t>
-      </w:r>
-    </w:p>
-    <w:p>
-      <w:pPr>
-        <w:spacing w:after="0" w:before="40"/>
-      </w:pPr>
-      <w:r>
-        <w:rPr>
-          <w:b/>
-          <w:sz w:val="22"/>
-        </w:rPr>
-        <w:t>Answer: d</w:t>
-      </w:r>
-    </w:p>
-    <w:p>
-      <w:pPr>
-        <w:spacing w:after="0" w:before="0"/>
-      </w:pPr>
-      <w:r>
-        <w:rPr>
-          <w:b w:val="0"/>
-          <w:sz w:val="21"/>
-        </w:rPr>
-        <w:t>Solution: The head and neck are kept in neutral alignment (no flexion, extension or rotation) throughout the log-roll to prevent further cord injury.</w:t>
-      </w:r>
-    </w:p>
-    <w:p>
-      <w:pPr>
-        <w:spacing w:after="0" w:before="0"/>
-      </w:pPr>
-      <w:r>
-        <w:rPr>
-          <w:b w:val="0"/>
-          <w:sz w:val="20"/>
-        </w:rPr>
-        <w:t>Positive Marks: 1</w:t>
-      </w:r>
-    </w:p>
-    <w:p>
-      <w:pPr>
-        <w:spacing w:after="160" w:before="0"/>
-      </w:pPr>
-      <w:r>
-        <w:rPr>
-          <w:b w:val="0"/>
-          <w:sz w:val="20"/>
-        </w:rPr>
-        <w:t>Negative Marks: 0.25</w:t>
-      </w:r>
-    </w:p>
-    <w:p>
-      <w:pPr>
-        <w:spacing w:after="20" w:before="120"/>
-      </w:pPr>
-      <w:r>
-        <w:rPr>
-          <w:b/>
-          <w:sz w:val="22"/>
-        </w:rPr>
-        <w:t>Question: Which disinfectant solution is recommended for cleaning COVID-19 patient linen?</w:t>
-      </w:r>
-    </w:p>
-    <w:p>
-      <w:pPr>
-        <w:spacing w:after="0" w:before="0"/>
-      </w:pPr>
-      <w:r>
-        <w:rPr>
-          <w:b w:val="0"/>
-          <w:sz w:val="22"/>
-        </w:rPr>
-        <w:t>(a) Alcohol</w:t>
-      </w:r>
-    </w:p>
-    <w:p>
-      <w:pPr>
-        <w:spacing w:after="0" w:before="0"/>
-      </w:pPr>
-      <w:r>
-        <w:rPr>
-          <w:b w:val="0"/>
-          <w:sz w:val="22"/>
-        </w:rPr>
-        <w:t>(b) Betadine</w:t>
-      </w:r>
-    </w:p>
-    <w:p>
-      <w:pPr>
-        <w:spacing w:after="0" w:before="0"/>
-      </w:pPr>
-      <w:r>
-        <w:rPr>
-          <w:b w:val="0"/>
-          <w:sz w:val="22"/>
-        </w:rPr>
-        <w:t>(c) 1% Sodium hypochlorite solution</w:t>
-      </w:r>
-    </w:p>
-    <w:p>
-      <w:pPr>
-        <w:spacing w:after="0" w:before="0"/>
-      </w:pPr>
-      <w:r>
-        <w:rPr>
-          <w:b w:val="0"/>
-          <w:sz w:val="22"/>
-        </w:rPr>
-        <w:t>(d) Savlon</w:t>
-      </w:r>
-    </w:p>
-    <w:p>
-      <w:pPr>
-        <w:spacing w:after="0" w:before="40"/>
-      </w:pPr>
-      <w:r>
-        <w:rPr>
-          <w:b/>
-          <w:sz w:val="22"/>
-        </w:rPr>
-        <w:t>Answer: c</w:t>
-      </w:r>
-    </w:p>
-    <w:p>
-      <w:pPr>
-        <w:spacing w:after="0" w:before="0"/>
-      </w:pPr>
-      <w:r>
-        <w:rPr>
-          <w:b w:val="0"/>
-          <w:sz w:val="21"/>
-        </w:rPr>
-        <w:t>Solution: According to the Centers for Disease Control and Prevention (CDC), the recommended disinfectant solution for cleaning COVID-19 patient linen is a 1% sodium hypochlorite solution. Sodium hypochlorite, commonly known as bleach, has been proven to be effective against the virus. It is important to follow the manufacturer's instructions for dilution and contact time to ensure proper disinfection. Additionally, personal protective equipment (PPE) should be worn when handling contaminated linen to reduce the risk of transmission.</w:t>
-      </w:r>
-    </w:p>
-    <w:p>
-      <w:pPr>
-        <w:spacing w:after="0" w:before="0"/>
-      </w:pPr>
-      <w:r>
-        <w:rPr>
-          <w:b w:val="0"/>
-          <w:sz w:val="20"/>
-        </w:rPr>
-        <w:t>Positive Marks: 1</w:t>
-      </w:r>
-    </w:p>
-    <w:p>
-      <w:pPr>
-        <w:spacing w:after="160" w:before="0"/>
-      </w:pPr>
-      <w:r>
-        <w:rPr>
-          <w:b w:val="0"/>
-          <w:sz w:val="20"/>
-        </w:rPr>
-        <w:t>Negative Marks: 0.25</w:t>
-      </w:r>
-    </w:p>
-    <w:p>
-      <w:pPr>
-        <w:spacing w:after="20" w:before="120"/>
-      </w:pPr>
-      <w:r>
-        <w:rPr>
-          <w:b/>
-          <w:sz w:val="22"/>
-        </w:rPr>
-        <w:t>Question: A client with psychotic depression is receiving haloperidol (Haldol). Which of the following side effects is associated with haloperidol?</w:t>
-      </w:r>
-    </w:p>
-    <w:p>
-      <w:pPr>
-        <w:spacing w:after="0" w:before="0"/>
-      </w:pPr>
-      <w:r>
-        <w:rPr>
-          <w:b w:val="0"/>
-          <w:sz w:val="22"/>
-        </w:rPr>
-        <w:t>(a) Akathisia</w:t>
-      </w:r>
-    </w:p>
-    <w:p>
-      <w:pPr>
-        <w:spacing w:after="0" w:before="0"/>
-      </w:pPr>
-      <w:r>
-        <w:rPr>
-          <w:b w:val="0"/>
-          <w:sz w:val="22"/>
-        </w:rPr>
-        <w:t>(b) Cataracts</w:t>
-      </w:r>
-    </w:p>
-    <w:p>
-      <w:pPr>
-        <w:spacing w:after="0" w:before="0"/>
-      </w:pPr>
-      <w:r>
-        <w:rPr>
-          <w:b w:val="0"/>
-          <w:sz w:val="22"/>
-        </w:rPr>
-        <w:t>(c) Polyuria</w:t>
-      </w:r>
-    </w:p>
-    <w:p>
-      <w:pPr>
-        <w:spacing w:after="0" w:before="0"/>
-      </w:pPr>
-      <w:r>
-        <w:rPr>
-          <w:b w:val="0"/>
-          <w:sz w:val="22"/>
-        </w:rPr>
-        <w:t>(d) Diaphoresis</w:t>
-      </w:r>
-    </w:p>
-    <w:p>
-      <w:pPr>
-        <w:spacing w:after="0" w:before="40"/>
-      </w:pPr>
-      <w:r>
-        <w:rPr>
-          <w:b/>
-          <w:sz w:val="22"/>
-        </w:rPr>
-        <w:t>Answer: a</w:t>
-      </w:r>
-    </w:p>
-    <w:p>
-      <w:pPr>
-        <w:spacing w:after="0" w:before="0"/>
-      </w:pPr>
-      <w:r>
-        <w:rPr>
-          <w:b w:val="0"/>
-          <w:sz w:val="21"/>
-        </w:rPr>
-        <w:t>Solution: Akathisia (subjective restlessness with pacing) is an extrapyramidal side effect of haloperidol.</w:t>
-      </w:r>
-    </w:p>
-    <w:p>
-      <w:pPr>
-        <w:spacing w:after="0" w:before="0"/>
-      </w:pPr>
-      <w:r>
-        <w:rPr>
-          <w:b w:val="0"/>
-          <w:sz w:val="20"/>
-        </w:rPr>
-        <w:t>Positive Marks: 1</w:t>
-      </w:r>
-    </w:p>
-    <w:p>
-      <w:pPr>
-        <w:spacing w:after="160" w:before="0"/>
-      </w:pPr>
-      <w:r>
-        <w:rPr>
-          <w:b w:val="0"/>
-          <w:sz w:val="20"/>
-        </w:rPr>
-        <w:t>Negative Marks: 0.25</w:t>
+      <w:r>
+        <w:t xml:space="preserve">Question: The normal serum albumin level in an adult is:</w:t>
+      </w:r>
+    </w:p>
+    <w:p>
+      <w:r>
+        <w:t xml:space="preserve">(a) 0.5–1 g/dL</w:t>
+      </w:r>
+    </w:p>
+    <w:p>
+      <w:r>
+        <w:t xml:space="preserve">(b) 3.5–5 g/dL</w:t>
+      </w:r>
+    </w:p>
+    <w:p>
+      <w:r>
+        <w:t xml:space="preserve">(c) 6–8 g/dL</w:t>
+      </w:r>
+    </w:p>
+    <w:p>
+      <w:r>
+        <w:t xml:space="preserve">(d) 10–12 g/dL</w:t>
+      </w:r>
+    </w:p>
+    <w:p>
+      <w:r>
+        <w:t xml:space="preserve">Answer: b</w:t>
+      </w:r>
+    </w:p>
+    <w:p>
+      <w:r>
+        <w:t xml:space="preserve">Solution: ✅ Correct Answer: b</w:t>
+      </w:r>
+    </w:p>
+    <w:p>
+      <w:r>
+        <w:t xml:space="preserve">🧠 Clinical Rationale: Normal serum albumin is 3.5–5 g/dL. LOW albumin occurs in liver disease, malnutrition, nephrotic syndrome, and burns — causing EDEMA (reduced oncotic pressure). Albumin is a marker of nutritional and hepatic status.</w:t>
+      </w:r>
+    </w:p>
+    <w:p>
+      <w:r>
+        <w:t xml:space="preserve">❌ Why Not Other Options?</w:t>
+      </w:r>
+    </w:p>
+    <w:p>
+      <w:r>
+        <w:t xml:space="preserve">(a) — 0.5–1 g/dL is severe hypoalbuminemia (nephrotic range).</w:t>
+      </w:r>
+    </w:p>
+    <w:p>
+      <w:r>
+        <w:t xml:space="preserve">(c) — 6–8 g/dL is above normal (seen in dehydration).</w:t>
+      </w:r>
+    </w:p>
+    <w:p>
+      <w:r>
+        <w:t xml:space="preserve">(d) — 10–12 g/dL is not a physiologic albumin level.</w:t>
+      </w:r>
+    </w:p>
+    <w:p>
+      <w:r>
+        <w:t xml:space="preserve">⚠️ Exam Trap: "Albumin 3.5–5.0 — low = liver, kidney (nephrotic), or nutrition." Albumin holds water in vessels (oncotic pressure); low albumin = edema. Total protein 6–8 g/dL.</w:t>
+      </w:r>
+    </w:p>
+    <w:p>
+      <w:r>
+        <w:t xml:space="preserve">💎 PNC Pearl: "Albumin 3.5–5 — the blood's water-holding protein."</w:t>
+      </w:r>
+    </w:p>
+    <w:p>
+      <w:r>
+        <w:t xml:space="preserve">Positive Marks: 1</w:t>
+      </w:r>
+    </w:p>
+    <w:p>
+      <w:r>
+        <w:t xml:space="preserve">Negative Marks: 0.25</w:t>
+      </w:r>
+    </w:p>
+    <w:p>
+      <w:r>
+        <w:t xml:space="preserve"/>
+      </w:r>
+    </w:p>
+    <w:p>
+      <w:r>
+        <w:t xml:space="preserve">Question: The nurse is changing the linen of an occupied bed. Which principle is correct?</w:t>
+      </w:r>
+    </w:p>
+    <w:p>
+      <w:r>
+        <w:t xml:space="preserve">(a) Work from the clean side to the dirty side</w:t>
+      </w:r>
+    </w:p>
+    <w:p>
+      <w:r>
+        <w:t xml:space="preserve">(b) Work from the dirty side to the clean side</w:t>
+      </w:r>
+    </w:p>
+    <w:p>
+      <w:r>
+        <w:t xml:space="preserve">(c) Shake the soiled linen vigorously</w:t>
+      </w:r>
+    </w:p>
+    <w:p>
+      <w:r>
+        <w:t xml:space="preserve">(d) Place soiled linen on the floor</w:t>
+      </w:r>
+    </w:p>
+    <w:p>
+      <w:r>
+        <w:t xml:space="preserve">Answer: a</w:t>
+      </w:r>
+    </w:p>
+    <w:p>
+      <w:r>
+        <w:t xml:space="preserve">Solution: ✅ Correct Answer: a</w:t>
+      </w:r>
+    </w:p>
+    <w:p>
+      <w:r>
+        <w:t xml:space="preserve">🧠 Clinical Rationale: In occupied bed making, the nurse works from the CLEAN side toward the DIRTY side to prevent contamination. Soiled linen is ROLLED and placed directly in the dirty linen bag — never shaken (spreads microorganisms) and never placed on the floor.</w:t>
+      </w:r>
+    </w:p>
+    <w:p>
+      <w:r>
+        <w:t xml:space="preserve">❌ Why Not Other Options?</w:t>
+      </w:r>
+    </w:p>
+    <w:p>
+      <w:r>
+        <w:t xml:space="preserve">(b) — Working dirty-to-clean recontaminates the clean linen.</w:t>
+      </w:r>
+    </w:p>
+    <w:p>
+      <w:r>
+        <w:t xml:space="preserve">(c) — Shaking soiled linen aerosolizes microbes into the air.</w:t>
+      </w:r>
+    </w:p>
+    <w:p>
+      <w:r>
+        <w:t xml:space="preserve">(d) — The floor is a contamination source; linen goes straight into the bag.</w:t>
+      </w:r>
+    </w:p>
+    <w:p>
+      <w:r>
+        <w:t xml:space="preserve">⚠️ Exam Trap: "Bed-making rules: clean to dirty, roll linen inward, no shaking, bag immediately." Also use the draw sheet for turning (friction/shear prevention).</w:t>
+      </w:r>
+    </w:p>
+    <w:p>
+      <w:r>
+        <w:t xml:space="preserve">💎 PNC Pearl: "Clean side first, roll the dirty, never shake or floor-drop."</w:t>
+      </w:r>
+    </w:p>
+    <w:p>
+      <w:r>
+        <w:t xml:space="preserve">Positive Marks: 1</w:t>
+      </w:r>
+    </w:p>
+    <w:p>
+      <w:r>
+        <w:t xml:space="preserve">Negative Marks: 0.25</w:t>
+      </w:r>
+    </w:p>
+    <w:p>
+      <w:r>
+        <w:t xml:space="preserve"/>
+      </w:r>
+    </w:p>
+    <w:p>
+      <w:r>
+        <w:t xml:space="preserve">Question: A patient with a bleeding peptic ulcer has coffee-ground emesis and melena. The priority nursing intervention is:</w:t>
+      </w:r>
+    </w:p>
+    <w:p>
+      <w:r>
+        <w:t xml:space="preserve">(a) Maintain NPO, monitor vital signs, and prepare for IV fluids/blood transfusion</w:t>
+      </w:r>
+    </w:p>
+    <w:p>
+      <w:r>
+        <w:t xml:space="preserve">(b) Give oral antacids immediately</w:t>
+      </w:r>
+    </w:p>
+    <w:p>
+      <w:r>
+        <w:t xml:space="preserve">(c) Encourage oral fluids</w:t>
+      </w:r>
+    </w:p>
+    <w:p>
+      <w:r>
+        <w:t xml:space="preserve">(d) Apply a heating pad</w:t>
+      </w:r>
+    </w:p>
+    <w:p>
+      <w:r>
+        <w:t xml:space="preserve">Answer: a</w:t>
+      </w:r>
+    </w:p>
+    <w:p>
+      <w:r>
+        <w:t xml:space="preserve">Solution: ✅ Correct Answer: a</w:t>
+      </w:r>
+    </w:p>
+    <w:p>
+      <w:r>
+        <w:t xml:space="preserve">🧠 Clinical Rationale: Upper GI bleeding requires NPO, IV access, fluid resuscitation, blood transfusion as needed, and monitoring of vital signs, hemoglobin, and shock signs. Endoscopy provides diagnosis and hemostasis. Antacids are not the priority in ACTIVE bleeding.</w:t>
+      </w:r>
+    </w:p>
+    <w:p>
+      <w:r>
+        <w:t xml:space="preserve">❌ Why Not Other Options?</w:t>
+      </w:r>
+    </w:p>
+    <w:p>
+      <w:r>
+        <w:t xml:space="preserve">(b) — Oral antacids are contraindicated in active bleeding (NPO) and don't stop hemorrhage.</w:t>
+      </w:r>
+    </w:p>
+    <w:p>
+      <w:r>
+        <w:t xml:space="preserve">(c) — Oral fluids worsen bleeding and risk aspiration; NPO is required.</w:t>
+      </w:r>
+    </w:p>
+    <w:p>
+      <w:r>
+        <w:t xml:space="preserve">(d) — A heating pad dilates vessels and may increase bleeding.</w:t>
+      </w:r>
+    </w:p>
+    <w:p>
+      <w:r>
+        <w:t xml:space="preserve">⚠️ Exam Trap: "GI bleed: ABC first, NPO, two large-bore IVs, blood products, monitor Hgb and vitals; endoscopy = definitive." Coffee-ground emesis = digested blood; melena = upper GI bleed.</w:t>
+      </w:r>
+    </w:p>
+    <w:p>
+      <w:r>
+        <w:t xml:space="preserve">💎 PNC Pearl: "Coffee-grounds and black stools = keep the stomach empty and the veins full."</w:t>
+      </w:r>
+    </w:p>
+    <w:p>
+      <w:r>
+        <w:t xml:space="preserve">Positive Marks: 1</w:t>
+      </w:r>
+    </w:p>
+    <w:p>
+      <w:r>
+        <w:t xml:space="preserve">Negative Marks: 0.25</w:t>
+      </w:r>
+    </w:p>
+    <w:p>
+      <w:r>
+        <w:t xml:space="preserve"/>
+      </w:r>
+    </w:p>
+    <w:p>
+      <w:r>
+        <w:t xml:space="preserve">Question: The "afterpains" experienced by a multipara in the early postpartum period are:</w:t>
+      </w:r>
+    </w:p>
+    <w:p>
+      <w:r>
+        <w:t xml:space="preserve">(a) Uterine contractions that help involution</w:t>
+      </w:r>
+    </w:p>
+    <w:p>
+      <w:r>
+        <w:t xml:space="preserve">(b) Breast engorgement pain</w:t>
+      </w:r>
+    </w:p>
+    <w:p>
+      <w:r>
+        <w:t xml:space="preserve">(c) Incisional pain</w:t>
+      </w:r>
+    </w:p>
+    <w:p>
+      <w:r>
+        <w:t xml:space="preserve">(d) Headache</w:t>
+      </w:r>
+    </w:p>
+    <w:p>
+      <w:r>
+        <w:t xml:space="preserve">Answer: a</w:t>
+      </w:r>
+    </w:p>
+    <w:p>
+      <w:r>
+        <w:t xml:space="preserve">Solution: ✅ Correct Answer: a</w:t>
+      </w:r>
+    </w:p>
+    <w:p>
+      <w:r>
+        <w:t xml:space="preserve">🧠 Clinical Rationale: AFTERPAINS are intermittent uterine contractions during INVOLUTION — more noticeable in multiparas and during breastfeeding (oxytocin release). They subside within 2–3 days. Relief: analgesics, warmth, and emptying the bladder (a full bladder increases pain).</w:t>
+      </w:r>
+    </w:p>
+    <w:p>
+      <w:r>
+        <w:t xml:space="preserve">❌ Why Not Other Options?</w:t>
+      </w:r>
+    </w:p>
+    <w:p>
+      <w:r>
+        <w:t xml:space="preserve">(b) — Breast engorgement pain occurs around day 3–5 with lactation.</w:t>
+      </w:r>
+    </w:p>
+    <w:p>
+      <w:r>
+        <w:t xml:space="preserve">(c) — Incisional pain follows cesarean/episiotomy.</w:t>
+      </w:r>
+    </w:p>
+    <w:p>
+      <w:r>
+        <w:t xml:space="preserve">(d) — Headache can signal preeclampsia — a different concern.</w:t>
+      </w:r>
+    </w:p>
+    <w:p>
+      <w:r>
+        <w:t xml:space="preserve">⚠️ Exam Trap: "Afterpains = involution contractions, worse in multiparas and with breastfeeding (oxytocin)." Empty bladder before assessing fundus/pain — a full bladder displaces the uterus and worsens afterpains.</w:t>
+      </w:r>
+    </w:p>
+    <w:p>
+      <w:r>
+        <w:t xml:space="preserve">💎 PNC Pearl: "Multiparas feel the shrinking womb — afterpains are involution at work."</w:t>
+      </w:r>
+    </w:p>
+    <w:p>
+      <w:r>
+        <w:t xml:space="preserve">Positive Marks: 1</w:t>
+      </w:r>
+    </w:p>
+    <w:p>
+      <w:r>
+        <w:t xml:space="preserve">Negative Marks: 0.25</w:t>
+      </w:r>
+    </w:p>
+    <w:p>
+      <w:r>
+        <w:t xml:space="preserve"/>
+      </w:r>
+    </w:p>
+    <w:p>
+      <w:r>
+        <w:t xml:space="preserve">Question: A 4-year-old child with measles develops ear pain and discharge. The nurse should suspect:</w:t>
+      </w:r>
+    </w:p>
+    <w:p>
+      <w:r>
+        <w:t xml:space="preserve">(a) Otitis media, a common complication of measles</w:t>
+      </w:r>
+    </w:p>
+    <w:p>
+      <w:r>
+        <w:t xml:space="preserve">(b) Normal teething</w:t>
+      </w:r>
+    </w:p>
+    <w:p>
+      <w:r>
+        <w:t xml:space="preserve">(c) Meningitis</w:t>
+      </w:r>
+    </w:p>
+    <w:p>
+      <w:r>
+        <w:t xml:space="preserve">(d) Allergy</w:t>
+      </w:r>
+    </w:p>
+    <w:p>
+      <w:r>
+        <w:t xml:space="preserve">Answer: a</w:t>
+      </w:r>
+    </w:p>
+    <w:p>
+      <w:r>
+        <w:t xml:space="preserve">Solution: ✅ Correct Answer: a</w:t>
+      </w:r>
+    </w:p>
+    <w:p>
+      <w:r>
+        <w:t xml:space="preserve">🧠 Clinical Rationale: OTITIS MEDIA is a common complication of measles, along with pneumonia, diarrhea, and encephalitis. The child is assessed and treated with antibiotics. Measles also causes vitamin A deficiency, so vitamin A supplementation is given.</w:t>
+      </w:r>
+    </w:p>
+    <w:p>
+      <w:r>
+        <w:t xml:space="preserve">❌ Why Not Other Options?</w:t>
+      </w:r>
+    </w:p>
+    <w:p>
+      <w:r>
+        <w:t xml:space="preserve">(b) — Teething causes drooling/irritability, not ear discharge.</w:t>
+      </w:r>
+    </w:p>
+    <w:p>
+      <w:r>
+        <w:t xml:space="preserve">(c) — Meningitis presents with fever, stiff neck, and altered sensorium.</w:t>
+      </w:r>
+    </w:p>
+    <w:p>
+      <w:r>
+        <w:t xml:space="preserve">(d) — Allergy doesn't cause purulent ear discharge.</w:t>
+      </w:r>
+    </w:p>
+    <w:p>
+      <w:r>
+        <w:t xml:space="preserve">⚠️ Exam Trap: "Measles complications: otitis media, pneumonia, diarrhea, encephalitis — plus vitamin A deficiency." Vitamin A reduces measles mortality; give on day 1 and day 2.</w:t>
+      </w:r>
+    </w:p>
+    <w:p>
+      <w:r>
+        <w:t xml:space="preserve">💎 PNC Pearl: "Measles brings ear infections along — and steals vitamin A."</w:t>
+      </w:r>
+    </w:p>
+    <w:p>
+      <w:r>
+        <w:t xml:space="preserve">Positive Marks: 1</w:t>
+      </w:r>
+    </w:p>
+    <w:p>
+      <w:r>
+        <w:t xml:space="preserve">Negative Marks: 0.25</w:t>
+      </w:r>
+    </w:p>
+    <w:p>
+      <w:r>
+        <w:t xml:space="preserve"/>
+      </w:r>
+    </w:p>
+    <w:p>
+      <w:r>
+        <w:t xml:space="preserve">Question: A patient with schizophrenia is withdrawn and speaks little. The most appropriate nursing approach is:</w:t>
+      </w:r>
+    </w:p>
+    <w:p>
+      <w:r>
+        <w:t xml:space="preserve">(a) Sit with the patient quietly and communicate in short, simple statements</w:t>
+      </w:r>
+    </w:p>
+    <w:p>
+      <w:r>
+        <w:t xml:space="preserve">(b) Force conversation</w:t>
+      </w:r>
+    </w:p>
+    <w:p>
+      <w:r>
+        <w:t xml:space="preserve">(c) Leave the patient alone completely</w:t>
+      </w:r>
+    </w:p>
+    <w:p>
+      <w:r>
+        <w:t xml:space="preserve">(d) Ask rapid, complex questions</w:t>
+      </w:r>
+    </w:p>
+    <w:p>
+      <w:r>
+        <w:t xml:space="preserve">Answer: a</w:t>
+      </w:r>
+    </w:p>
+    <w:p>
+      <w:r>
+        <w:t xml:space="preserve">Solution: ✅ Correct Answer: a</w:t>
+      </w:r>
+    </w:p>
+    <w:p>
+      <w:r>
+        <w:t xml:space="preserve">🧠 Clinical Rationale: With withdrawn patients, the nurse uses a calm presence, SHORT SIMPLE STATEMENTS, and non-threatening interaction to build trust without overwhelming. Forcing conversation increases anxiety. Gradual, consistent contact promotes engagement.</w:t>
+      </w:r>
+    </w:p>
+    <w:p>
+      <w:r>
+        <w:t xml:space="preserve">❌ Why Not Other Options?</w:t>
+      </w:r>
+    </w:p>
+    <w:p>
+      <w:r>
+        <w:t xml:space="preserve">(b) — Forcing conversation raises anxiety and pushes the patient further away.</w:t>
+      </w:r>
+    </w:p>
+    <w:p>
+      <w:r>
+        <w:t xml:space="preserve">(c) — Complete isolation reinforces withdrawal.</w:t>
+      </w:r>
+    </w:p>
+    <w:p>
+      <w:r>
+        <w:t xml:space="preserve">(d) — Rapid, complex questions overwhelm and confuse.</w:t>
+      </w:r>
+    </w:p>
+    <w:p>
+      <w:r>
+        <w:t xml:space="preserve">⚠️ Exam Trap: "Withdrawal care: sit quietly nearby, short concrete statements, consistency, and progress at the patient's pace." Non-verbal presence is a valid first step.</w:t>
+      </w:r>
+    </w:p>
+    <w:p>
+      <w:r>
+        <w:t xml:space="preserve">💎 PNC Pearl: "Small talk, calm presence — the withdrawn mind opens slowly."</w:t>
+      </w:r>
+    </w:p>
+    <w:p>
+      <w:r>
+        <w:t xml:space="preserve">Positive Marks: 1</w:t>
+      </w:r>
+    </w:p>
+    <w:p>
+      <w:r>
+        <w:t xml:space="preserve">Negative Marks: 0.25</w:t>
+      </w:r>
+    </w:p>
+    <w:p>
+      <w:r>
+        <w:t xml:space="preserve"/>
+      </w:r>
+    </w:p>
+    <w:p>
+      <w:r>
+        <w:t xml:space="preserve">Question: The "Swachh Bharat Mission" (SBM) primarily aims to:</w:t>
+      </w:r>
+    </w:p>
+    <w:p>
+      <w:r>
+        <w:t xml:space="preserve">(a) Achieve universal sanitation and eliminate open defecation</w:t>
+      </w:r>
+    </w:p>
+    <w:p>
+      <w:r>
+        <w:t xml:space="preserve">(b) Build hospitals</w:t>
+      </w:r>
+    </w:p>
+    <w:p>
+      <w:r>
+        <w:t xml:space="preserve">(c) Control vector-borne diseases only</w:t>
+      </w:r>
+    </w:p>
+    <w:p>
+      <w:r>
+        <w:t xml:space="preserve">(d) Promote tourism</w:t>
+      </w:r>
+    </w:p>
+    <w:p>
+      <w:r>
+        <w:t xml:space="preserve">Answer: a</w:t>
+      </w:r>
+    </w:p>
+    <w:p>
+      <w:r>
+        <w:t xml:space="preserve">Solution: ✅ Correct Answer: a</w:t>
+      </w:r>
+    </w:p>
+    <w:p>
+      <w:r>
+        <w:t xml:space="preserve">🧠 Clinical Rationale: Swachh Bharat Mission (launched 2014) aims for universal sanitation coverage, ELIMINATION OF OPEN DEFECATION, and solid waste management. Toilet construction, behavioral change, and community participation improve public health.</w:t>
+      </w:r>
+    </w:p>
+    <w:p>
+      <w:r>
+        <w:t xml:space="preserve">❌ Why Not Other Options?</w:t>
+      </w:r>
+    </w:p>
+    <w:p>
+      <w:r>
+        <w:t xml:space="preserve">(b) — Hospital construction is a health infrastructure agenda, not SBM.</w:t>
+      </w:r>
+    </w:p>
+    <w:p>
+      <w:r>
+        <w:t xml:space="preserve">(c) — Vector control is NVBDCP's role.</w:t>
+      </w:r>
+    </w:p>
+    <w:p>
+      <w:r>
+        <w:t xml:space="preserve">(d) — Tourism is not SBM's purpose (though cleanliness aids it).</w:t>
+      </w:r>
+    </w:p>
+    <w:p>
+      <w:r>
+        <w:t xml:space="preserve">⚠️ Exam Trap: "SBM = toilets + behavior change (open defecation-free India)." Phase 2 (SBM 2.0) focuses on waste management. Link sanitation to reduced diarrheal disease.</w:t>
+      </w:r>
+    </w:p>
+    <w:p>
+      <w:r>
+        <w:t xml:space="preserve">💎 PNC Pearl: "Swachh Bharat: every village with a toilet, no one defecating in the open."</w:t>
+      </w:r>
+    </w:p>
+    <w:p>
+      <w:r>
+        <w:t xml:space="preserve">Positive Marks: 1</w:t>
+      </w:r>
+    </w:p>
+    <w:p>
+      <w:r>
+        <w:t xml:space="preserve">Negative Marks: 0.25</w:t>
+      </w:r>
+    </w:p>
+    <w:p>
+      <w:r>
+        <w:t xml:space="preserve"/>
+      </w:r>
+    </w:p>
+    <w:p>
+      <w:r>
+        <w:t xml:space="preserve">Question: The nurse is to infuse 1,000 mL of normal saline at 125 mL/hour. The drop factor is 20 drops/mL. The flow rate in drops per minute is:</w:t>
+      </w:r>
+    </w:p>
+    <w:p>
+      <w:r>
+        <w:t xml:space="preserve">(a) 21 gtt/min</w:t>
+      </w:r>
+    </w:p>
+    <w:p>
+      <w:r>
+        <w:t xml:space="preserve">(b) 42 gtt/min</w:t>
+      </w:r>
+    </w:p>
+    <w:p>
+      <w:r>
+        <w:t xml:space="preserve">(c) 63 gtt/min</w:t>
+      </w:r>
+    </w:p>
+    <w:p>
+      <w:r>
+        <w:t xml:space="preserve">(d) 84 gtt/min</w:t>
+      </w:r>
+    </w:p>
+    <w:p>
+      <w:r>
+        <w:t xml:space="preserve">Answer: b</w:t>
+      </w:r>
+    </w:p>
+    <w:p>
+      <w:r>
+        <w:t xml:space="preserve">Solution: ✅ Correct Answer: b</w:t>
+      </w:r>
+    </w:p>
+    <w:p>
+      <w:r>
+        <w:t xml:space="preserve">🧠 Clinical Rationale: Flow rate = (mL/hour × Drop factor) ÷ 60 = (125 × 20) ÷ 60 = 2,500 ÷ 60 = 41.67 ≈ 42 gtt/min. Alternative: 1000 mL at 125 mL/h = 8 hours (480 min): (1000 × 20) ÷ 480 ≈ 42 gtt/min.</w:t>
+      </w:r>
+    </w:p>
+    <w:p>
+      <w:r>
+        <w:t xml:space="preserve">❌ Why Not Other Options?</w:t>
+      </w:r>
+    </w:p>
+    <w:p>
+      <w:r>
+        <w:t xml:space="preserve">(a) — 21 gtt/min delivers ~63 mL/h — half the rate.</w:t>
+      </w:r>
+    </w:p>
+    <w:p>
+      <w:r>
+        <w:t xml:space="preserve">(c) — 63 gtt/min delivers ~189 mL/h — too fast.</w:t>
+      </w:r>
+    </w:p>
+    <w:p>
+      <w:r>
+        <w:t xml:space="preserve">(d) — 84 gtt/min delivers ~252 mL/h — double-plus.</w:t>
+      </w:r>
+    </w:p>
+    <w:p>
+      <w:r>
+        <w:t xml:space="preserve">⚠️ Exam Trap: Quick formula: (mL/h × drop factor) ÷ 60 = gtt/min. Here 125 × 20 ÷ 60 = 41.7 ≈ 42. Sanity check: 125 mL/h with 20 gtt/mL = 2500 gtt/h = ~42/min.</w:t>
+      </w:r>
+    </w:p>
+    <w:p>
+      <w:r>
+        <w:t xml:space="preserve">💎 PNC Pearl: "Hourly rate times drops, over sixty — 125×20÷60 = 42."</w:t>
+      </w:r>
+    </w:p>
+    <w:p>
+      <w:r>
+        <w:t xml:space="preserve">Positive Marks: 1</w:t>
+      </w:r>
+    </w:p>
+    <w:p>
+      <w:r>
+        <w:t xml:space="preserve">Negative Marks: 0.25</w:t>
+      </w:r>
+    </w:p>
+    <w:p>
+      <w:r>
+        <w:t xml:space="preserve"/>
+      </w:r>
+    </w:p>
+    <w:p>
+      <w:r>
+        <w:t xml:space="preserve">Question: The normal value of serum amylase is:</w:t>
+      </w:r>
+    </w:p>
+    <w:p>
+      <w:r>
+        <w:t xml:space="preserve">(a) 25–125 U/L</w:t>
+      </w:r>
+    </w:p>
+    <w:p>
+      <w:r>
+        <w:t xml:space="preserve">(b) 500–1,000 U/L</w:t>
+      </w:r>
+    </w:p>
+    <w:p>
+      <w:r>
+        <w:t xml:space="preserve">(c) 2,000–5,000 U/L</w:t>
+      </w:r>
+    </w:p>
+    <w:p>
+      <w:r>
+        <w:t xml:space="preserve">(d) 10,000–20,000 U/L</w:t>
+      </w:r>
+    </w:p>
+    <w:p>
+      <w:r>
+        <w:t xml:space="preserve">Answer: a</w:t>
+      </w:r>
+    </w:p>
+    <w:p>
+      <w:r>
+        <w:t xml:space="preserve">Solution: ✅ Correct Answer: a</w:t>
+      </w:r>
+    </w:p>
+    <w:p>
+      <w:r>
+        <w:t xml:space="preserve">🧠 Clinical Rationale: Normal serum amylase is 25–125 U/L (lab-dependent). It RISES 2–12 hours after acute pancreatitis onset, peaking in 24–48 hours. Serum LIPASE is more specific for pancreatitis. The nurse correlates enzyme levels with clinical findings.</w:t>
+      </w:r>
+    </w:p>
+    <w:p>
+      <w:r>
+        <w:t xml:space="preserve">❌ Why Not Other Options?</w:t>
+      </w:r>
+    </w:p>
+    <w:p>
+      <w:r>
+        <w:t xml:space="preserve">(b) — 500–1,000 U/L is markedly elevated (pancreatitis range).</w:t>
+      </w:r>
+    </w:p>
+    <w:p>
+      <w:r>
+        <w:t xml:space="preserve">(c) — 2,000–5,000 U/L is extreme elevation.</w:t>
+      </w:r>
+    </w:p>
+    <w:p>
+      <w:r>
+        <w:t xml:space="preserve">(d) — 10,000–20,000 U/L is not a typical lab value.</w:t>
+      </w:r>
+    </w:p>
+    <w:p>
+      <w:r>
+        <w:t xml:space="preserve">⚠️ Exam Trap: "Amylase 25–125; lipase more specific for pancreatitis (rises later, stays longer)." Amylase also rises in parotitis (mumps) and renal failure — know the false positives.</w:t>
+      </w:r>
+    </w:p>
+    <w:p>
+      <w:r>
+        <w:t xml:space="preserve">💎 PNC Pearl: "Amylase spikes with pancreatitis — lipase is the more honest marker."</w:t>
+      </w:r>
+    </w:p>
+    <w:p>
+      <w:r>
+        <w:t xml:space="preserve">Positive Marks: 1</w:t>
+      </w:r>
+    </w:p>
+    <w:p>
+      <w:r>
+        <w:t xml:space="preserve">Negative Marks: 0.25</w:t>
+      </w:r>
+    </w:p>
+    <w:p>
+      <w:r>
+        <w:t xml:space="preserve"/>
+      </w:r>
+    </w:p>
+    <w:p>
+      <w:r>
+        <w:t xml:space="preserve">Question: A patient on bed rest develops sudden dyspnea, chest pain, and hemoptysis. The nurse should suspect:</w:t>
+      </w:r>
+    </w:p>
+    <w:p>
+      <w:r>
+        <w:t xml:space="preserve">(a) Pulmonary embolism</w:t>
+      </w:r>
+    </w:p>
+    <w:p>
+      <w:r>
+        <w:t xml:space="preserve">(b) Pneumonia</w:t>
+      </w:r>
+    </w:p>
+    <w:p>
+      <w:r>
+        <w:t xml:space="preserve">(c) Asthma</w:t>
+      </w:r>
+    </w:p>
+    <w:p>
+      <w:r>
+        <w:t xml:space="preserve">(d) GERD</w:t>
+      </w:r>
+    </w:p>
+    <w:p>
+      <w:r>
+        <w:t xml:space="preserve">Answer: a</w:t>
+      </w:r>
+    </w:p>
+    <w:p>
+      <w:r>
+        <w:t xml:space="preserve">Solution: ✅ Correct Answer: a</w:t>
+      </w:r>
+    </w:p>
+    <w:p>
+      <w:r>
+        <w:t xml:space="preserve">🧠 Clinical Rationale: Sudden dyspnea, pleuritic chest pain, and HEMOPTYSIS in a BEDRIDDEN patient suggest PULMONARY EMBOLISM — a clot lodging in the pulmonary arteries. Emergency: oxygen, notify the physician, anticoagulation, and monitoring. Prevention: early mobility and compression devices.</w:t>
+      </w:r>
+    </w:p>
+    <w:p>
+      <w:r>
+        <w:t xml:space="preserve">❌ Why Not Other Options?</w:t>
+      </w:r>
+    </w:p>
+    <w:p>
+      <w:r>
+        <w:t xml:space="preserve">(b) — Pneumonia has fever, productive cough, and gradual onset.</w:t>
+      </w:r>
+    </w:p>
+    <w:p>
+      <w:r>
+        <w:t xml:space="preserve">(c) — Asthma is episodic wheezing, not sudden hemoptysis.</w:t>
+      </w:r>
+    </w:p>
+    <w:p>
+      <w:r>
+        <w:t xml:space="preserve">(d) — GERD causes heartburn, not acute dyspnea with hemoptysis.</w:t>
+      </w:r>
+    </w:p>
+    <w:p>
+      <w:r>
+        <w:t xml:space="preserve">⚠️ Exam Trap: "PE triad: sudden dyspnea + pleuritic chest pain + hemoptysis (in a risk patient)." Risk factors: immobility, surgery, pregnancy, oral contraceptives, cancer. Prevention = ambulate, sequential compression devices, and anticoagulants.</w:t>
+      </w:r>
+    </w:p>
+    <w:p>
+      <w:r>
+        <w:t xml:space="preserve">💎 PNC Pearl: "Bedridden + sudden breathlessness + blood = pulmonary embolism alarm."</w:t>
+      </w:r>
+    </w:p>
+    <w:p>
+      <w:r>
+        <w:t xml:space="preserve">Positive Marks: 1</w:t>
+      </w:r>
+    </w:p>
+    <w:p>
+      <w:r>
+        <w:t xml:space="preserve">Negative Marks: 0.25</w:t>
+      </w:r>
+    </w:p>
+    <w:p>
+      <w:r>
+        <w:t xml:space="preserve">Question: The normal serum uric acid level in an adult male is:</w:t>
+      </w:r>
+    </w:p>
+    <w:p>
+      <w:r>
+        <w:t xml:space="preserve">(a) 0.5–1 mg/dL</w:t>
+      </w:r>
+    </w:p>
+    <w:p>
+      <w:r>
+        <w:t xml:space="preserve">(b) 3.5–7 mg/dL</w:t>
+      </w:r>
+    </w:p>
+    <w:p>
+      <w:r>
+        <w:t xml:space="preserve">(c) 10–15 mg/dL</w:t>
+      </w:r>
+    </w:p>
+    <w:p>
+      <w:r>
+        <w:t xml:space="preserve">(d) 20–25 mg/dL</w:t>
+      </w:r>
+    </w:p>
+    <w:p>
+      <w:r>
+        <w:t xml:space="preserve">Answer: b</w:t>
+      </w:r>
+    </w:p>
+    <w:p>
+      <w:r>
+        <w:t xml:space="preserve">Solution: ✅ Correct Answer: b</w:t>
+      </w:r>
+    </w:p>
+    <w:p>
+      <w:r>
+        <w:t xml:space="preserve">🧠 Clinical Rationale: Normal serum uric acid is 3.5–7 mg/dL in men and 2.5–6 mg/dL in women. ELEVATED uric acid causes GOUT (urate crystal deposition in joints) and kidney stones. Management: allopurinol, dietary modification, and hydration.</w:t>
+      </w:r>
+    </w:p>
+    <w:p>
+      <w:r>
+        <w:t xml:space="preserve">❌ Why Not Other Options?</w:t>
+      </w:r>
+    </w:p>
+    <w:p>
+      <w:r>
+        <w:t xml:space="preserve">(a) — 0.5–1 mg/dL is too low.</w:t>
+      </w:r>
+    </w:p>
+    <w:p>
+      <w:r>
+        <w:t xml:space="preserve">(c) — 10–15 mg/dL is severe hyperuricemia.</w:t>
+      </w:r>
+    </w:p>
+    <w:p>
+      <w:r>
+        <w:t xml:space="preserve">(d) — 20–25 mg/dL is extreme and rare.</w:t>
+      </w:r>
+    </w:p>
+    <w:p>
+      <w:r>
+        <w:t xml:space="preserve">⚠️ Exam Trap: "Uric acid: men 3.5–7, women 2.5–6; gout = urate crystals in joints (podagra = big toe)." Allopurinol reduces uric acid production; colchicine treats acute flares; avoid purine-rich foods (organ meats, seafood, alcohol).</w:t>
+      </w:r>
+    </w:p>
+    <w:p>
+      <w:r>
+        <w:t xml:space="preserve">💎 PNC Pearl: "Uric acid 3.5–7 — above that, the big toe howls (gout)."</w:t>
+      </w:r>
+    </w:p>
+    <w:p>
+      <w:r>
+        <w:t xml:space="preserve">Positive Marks: 1</w:t>
+      </w:r>
+    </w:p>
+    <w:p>
+      <w:r>
+        <w:t xml:space="preserve">Negative Marks: 0.25</w:t>
+      </w:r>
+    </w:p>
+    <w:p>
+      <w:r>
+        <w:t xml:space="preserve"/>
+      </w:r>
+    </w:p>
+    <w:p>
+      <w:r>
+        <w:t xml:space="preserve">Question: The nurse is caring for a patient with an indwelling urinary catheter. The catheter should be changed:</w:t>
+      </w:r>
+    </w:p>
+    <w:p>
+      <w:r>
+        <w:t xml:space="preserve">(a) According to the facility policy or manufacturer's recommendation, not on a fixed routine</w:t>
+      </w:r>
+    </w:p>
+    <w:p>
+      <w:r>
+        <w:t xml:space="preserve">(b) Every day</w:t>
+      </w:r>
+    </w:p>
+    <w:p>
+      <w:r>
+        <w:t xml:space="preserve">(c) Every hour</w:t>
+      </w:r>
+    </w:p>
+    <w:p>
+      <w:r>
+        <w:t xml:space="preserve">(d) Never</w:t>
+      </w:r>
+    </w:p>
+    <w:p>
+      <w:r>
+        <w:t xml:space="preserve">Answer: a</w:t>
+      </w:r>
+    </w:p>
+    <w:p>
+      <w:r>
+        <w:t xml:space="preserve">Solution: ✅ Correct Answer: a</w:t>
+      </w:r>
+    </w:p>
+    <w:p>
+      <w:r>
+        <w:t xml:space="preserve">🧠 Clinical Rationale: Indwelling catheters are changed according to facility policy and clinical indication (blockage, infection, encrustation) — NOT on a fixed routine schedule. Unnecessary changes increase infection risk. The closed system stays intact, and the catheter is removed as early as possible.</w:t>
+      </w:r>
+    </w:p>
+    <w:p>
+      <w:r>
+        <w:t xml:space="preserve">❌ Why Not Other Options?</w:t>
+      </w:r>
+    </w:p>
+    <w:p>
+      <w:r>
+        <w:t xml:space="preserve">(b) — Routine daily changes increase trauma and infection risk without benefit.</w:t>
+      </w:r>
+    </w:p>
+    <w:p>
+      <w:r>
+        <w:t xml:space="preserve">(c) — Hourly changes are absurd and dangerous.</w:t>
+      </w:r>
+    </w:p>
+    <w:p>
+      <w:r>
+        <w:t xml:space="preserve">(d) — "Never" ignores clinical needs (blockage, encrustation); change when indicated.</w:t>
+      </w:r>
+    </w:p>
+    <w:p>
+      <w:r>
+        <w:t xml:space="preserve">⚠️ Exam Trap: "No routine catheter change schedule — change for cause: blockage, infection, encrustation." CAUTI prevention: closed system, bag below bladder, early removal.</w:t>
+      </w:r>
+    </w:p>
+    <w:p>
+      <w:r>
+        <w:t xml:space="preserve">💎 PNC Pearl: "Change the catheter for a reason, not on a calendar."</w:t>
+      </w:r>
+    </w:p>
+    <w:p>
+      <w:r>
+        <w:t xml:space="preserve">Positive Marks: 1</w:t>
+      </w:r>
+    </w:p>
+    <w:p>
+      <w:r>
+        <w:t xml:space="preserve">Negative Marks: 0.25</w:t>
+      </w:r>
+    </w:p>
+    <w:p>
+      <w:r>
+        <w:t xml:space="preserve"/>
+      </w:r>
+    </w:p>
+    <w:p>
+      <w:r>
+        <w:t xml:space="preserve">Question: A patient with type 2 diabetes is prescribed metformin. The nurse should teach the patient that metformin:</w:t>
+      </w:r>
+    </w:p>
+    <w:p>
+      <w:r>
+        <w:t xml:space="preserve">(a) Can cause lactic acidosis in renal impairment and should be taken with meals</w:t>
+      </w:r>
+    </w:p>
+    <w:p>
+      <w:r>
+        <w:t xml:space="preserve">(b) Always causes hypoglycemia</w:t>
+      </w:r>
+    </w:p>
+    <w:p>
+      <w:r>
+        <w:t xml:space="preserve">(c) Is given only by injection</w:t>
+      </w:r>
+    </w:p>
+    <w:p>
+      <w:r>
+        <w:t xml:space="preserve">(d) Should be stopped when blood sugar is normal</w:t>
+      </w:r>
+    </w:p>
+    <w:p>
+      <w:r>
+        <w:t xml:space="preserve">Answer: a</w:t>
+      </w:r>
+    </w:p>
+    <w:p>
+      <w:r>
+        <w:t xml:space="preserve">Solution: ✅ Correct Answer: a</w:t>
+      </w:r>
+    </w:p>
+    <w:p>
+      <w:r>
+        <w:t xml:space="preserve">🧠 Clinical Rationale: Metformin reduces hepatic glucose production and improves insulin sensitivity. It is taken WITH MEALS to reduce GI upset and is CONTRAINDICATED in significant renal impairment (lactic acidosis risk). It rarely causes hypoglycemia alone. Metformin is first-line for type 2 diabetes.</w:t>
+      </w:r>
+    </w:p>
+    <w:p>
+      <w:r>
+        <w:t xml:space="preserve">❌ Why Not Other Options?</w:t>
+      </w:r>
+    </w:p>
+    <w:p>
+      <w:r>
+        <w:t xml:space="preserve">(b) — Metformin rarely causes hypoglycemia when used alone; sulfonylureas/insulin do.</w:t>
+      </w:r>
+    </w:p>
+    <w:p>
+      <w:r>
+        <w:t xml:space="preserve">(c) — Metformin is ORAL; insulin is injectable.</w:t>
+      </w:r>
+    </w:p>
+    <w:p>
+      <w:r>
+        <w:t xml:space="preserve">(d) — Diabetes treatment continues even when sugar normalizes — stopping causes rebound.</w:t>
+      </w:r>
+    </w:p>
+    <w:p>
+      <w:r>
+        <w:t xml:space="preserve">⚠️ Exam Trap: "Metformin: oral, first-line, with meals, avoid in renal failure/contrast studies (lactic acidosis), rarely causes hypoglycemia." Hold metformin around IV contrast (AKI risk).</w:t>
+      </w:r>
+    </w:p>
+    <w:p>
+      <w:r>
+        <w:t xml:space="preserve">💎 PNC Pearl: "Metformin is the tablet that fights sugar — but bad kidneys and it don't mix."</w:t>
+      </w:r>
+    </w:p>
+    <w:p>
+      <w:r>
+        <w:t xml:space="preserve">Positive Marks: 1</w:t>
+      </w:r>
+    </w:p>
+    <w:p>
+      <w:r>
+        <w:t xml:space="preserve">Negative Marks: 0.25</w:t>
+      </w:r>
+    </w:p>
+    <w:p>
+      <w:r>
+        <w:t xml:space="preserve"/>
+      </w:r>
+    </w:p>
+    <w:p>
+      <w:r>
+        <w:t xml:space="preserve">Question: The nurse is assessing the fetal heart rate of a patient in labor. The normal fetal heart rate range is:</w:t>
+      </w:r>
+    </w:p>
+    <w:p>
+      <w:r>
+        <w:t xml:space="preserve">(a) 60–100 beats per minute</w:t>
+      </w:r>
+    </w:p>
+    <w:p>
+      <w:r>
+        <w:t xml:space="preserve">(b) 110–160 beats per minute</w:t>
+      </w:r>
+    </w:p>
+    <w:p>
+      <w:r>
+        <w:t xml:space="preserve">(c) 170–200 beats per minute</w:t>
+      </w:r>
+    </w:p>
+    <w:p>
+      <w:r>
+        <w:t xml:space="preserve">(d) 220–250 beats per minute</w:t>
+      </w:r>
+    </w:p>
+    <w:p>
+      <w:r>
+        <w:t xml:space="preserve">Answer: b</w:t>
+      </w:r>
+    </w:p>
+    <w:p>
+      <w:r>
+        <w:t xml:space="preserve">Solution: ✅ Correct Answer: b</w:t>
+      </w:r>
+    </w:p>
+    <w:p>
+      <w:r>
+        <w:t xml:space="preserve">🧠 Clinical Rationale: The normal baseline FHR is 110–160 bpm. FHR &lt; 110 (bradycardia) or &gt; 160 (tachycardia), and LATE or VARIABLE decelerations indicate fetal compromise — requiring position change, oxygen, and physician notification.</w:t>
+      </w:r>
+    </w:p>
+    <w:p>
+      <w:r>
+        <w:t xml:space="preserve">❌ Why Not Other Options?</w:t>
+      </w:r>
+    </w:p>
+    <w:p>
+      <w:r>
+        <w:t xml:space="preserve">(a) — 60–100 is severe fetal bradycardia.</w:t>
+      </w:r>
+    </w:p>
+    <w:p>
+      <w:r>
+        <w:t xml:space="preserve">(c) — 170–200 is fetal tachycardia.</w:t>
+      </w:r>
+    </w:p>
+    <w:p>
+      <w:r>
+        <w:t xml:space="preserve">(d) — 220–250 is non-reassuring/arrhythmic.</w:t>
+      </w:r>
+    </w:p>
+    <w:p>
+      <w:r>
+        <w:t xml:space="preserve">⚠️ Exam Trap: "FHR baseline 110–160." Decelerations: EARLY = head compression (benign); LATE = uteroplacental insufficiency (danger — reposition left side, oxygen, notify); VARIABLE = cord compression.</w:t>
+      </w:r>
+    </w:p>
+    <w:p>
+      <w:r>
+        <w:t xml:space="preserve">💎 PNC Pearl: "Baby's heart: 110 to 160 — late dips mean the placenta is struggling."</w:t>
+      </w:r>
+    </w:p>
+    <w:p>
+      <w:r>
+        <w:t xml:space="preserve">Positive Marks: 1</w:t>
+      </w:r>
+    </w:p>
+    <w:p>
+      <w:r>
+        <w:t xml:space="preserve">Negative Marks: 0.25</w:t>
+      </w:r>
+    </w:p>
+    <w:p>
+      <w:r>
+        <w:t xml:space="preserve"/>
+      </w:r>
+    </w:p>
+    <w:p>
+      <w:r>
+        <w:t xml:space="preserve">Question: A 5-year-old child is admitted with suspected meningitis. Which sign indicates meningeal irritation?</w:t>
+      </w:r>
+    </w:p>
+    <w:p>
+      <w:r>
+        <w:t xml:space="preserve">(a) Kernig's sign</w:t>
+      </w:r>
+    </w:p>
+    <w:p>
+      <w:r>
+        <w:t xml:space="preserve">(b) Cullen's sign</w:t>
+      </w:r>
+    </w:p>
+    <w:p>
+      <w:r>
+        <w:t xml:space="preserve">(c) Murphy's sign</w:t>
+      </w:r>
+    </w:p>
+    <w:p>
+      <w:r>
+        <w:t xml:space="preserve">(d) Grey Turner sign</w:t>
+      </w:r>
+    </w:p>
+    <w:p>
+      <w:r>
+        <w:t xml:space="preserve">Answer: a</w:t>
+      </w:r>
+    </w:p>
+    <w:p>
+      <w:r>
+        <w:t xml:space="preserve">Solution: ✅ Correct Answer: a</w:t>
+      </w:r>
+    </w:p>
+    <w:p>
+      <w:r>
+        <w:t xml:space="preserve">🧠 Clinical Rationale: KERNIG'S sign (resistance/pain on knee extension with the hip flexed) and BRUDZINSKI'S sign (neck flexion causing hip/knee flexion) indicate MENINGEAL IRRITATION in meningitis. Cullen's and Grey Turner signs suggest intra-abdominal bleeding; Murphy's sign is positive in cholecystitis.</w:t>
+      </w:r>
+    </w:p>
+    <w:p>
+      <w:r>
+        <w:t xml:space="preserve">❌ Why Not Other Options?</w:t>
+      </w:r>
+    </w:p>
+    <w:p>
+      <w:r>
+        <w:t xml:space="preserve">(b) — Cullen's sign (periumbilical bruising) indicates intra-abdominal hemorrhage (e.g., ruptured ectopic/pancreatitis).</w:t>
+      </w:r>
+    </w:p>
+    <w:p>
+      <w:r>
+        <w:t xml:space="preserve">(c) — Murphy's sign (pain on deep inspiration during RUQ palpation) indicates cholecystitis.</w:t>
+      </w:r>
+    </w:p>
+    <w:p>
+      <w:r>
+        <w:t xml:space="preserve">(d) — Grey Turner sign (flank bruising) indicates retroperitoneal hemorrhage (pancreatitis).</w:t>
+      </w:r>
+    </w:p>
+    <w:p>
+      <w:r>
+        <w:t xml:space="preserve">⚠️ Exam Trap: Sign clusters: MENINGITIS = Kernig + Brudzinski + nuchal rigidity; PANCREATITIS = Cullen + Grey Turner; CHOLECYSTITIS = Murphy; APPENDICITIS = McBurney, Rovsing, psoas.</w:t>
+      </w:r>
+    </w:p>
+    <w:p>
+      <w:r>
+        <w:t xml:space="preserve">💎 PNC Pearl: "Kernig and Brudzinski guard the stiff neck of meningitis."</w:t>
+      </w:r>
+    </w:p>
+    <w:p>
+      <w:r>
+        <w:t xml:space="preserve">Positive Marks: 1</w:t>
+      </w:r>
+    </w:p>
+    <w:p>
+      <w:r>
+        <w:t xml:space="preserve">Negative Marks: 0.25</w:t>
+      </w:r>
+    </w:p>
+    <w:p>
+      <w:r>
+        <w:t xml:space="preserve"/>
+      </w:r>
+    </w:p>
+    <w:p>
+      <w:r>
+        <w:t xml:space="preserve">Question: A patient with substance use disorder (alcohol dependence) develops tremors, sweating, hallucinations, and confusion 48 hours after stopping alcohol. The nurse should suspect:</w:t>
+      </w:r>
+    </w:p>
+    <w:p>
+      <w:r>
+        <w:t xml:space="preserve">(a) Delirium tremens</w:t>
+      </w:r>
+    </w:p>
+    <w:p>
+      <w:r>
+        <w:t xml:space="preserve">(b) Alcohol intoxication</w:t>
+      </w:r>
+    </w:p>
+    <w:p>
+      <w:r>
+        <w:t xml:space="preserve">(c) Wernicke's encephalopathy only</w:t>
+      </w:r>
+    </w:p>
+    <w:p>
+      <w:r>
+        <w:t xml:space="preserve">(d) Normal withdrawal</w:t>
+      </w:r>
+    </w:p>
+    <w:p>
+      <w:r>
+        <w:t xml:space="preserve">Answer: a</w:t>
+      </w:r>
+    </w:p>
+    <w:p>
+      <w:r>
+        <w:t xml:space="preserve">Solution: ✅ Correct Answer: a</w:t>
+      </w:r>
+    </w:p>
+    <w:p>
+      <w:r>
+        <w:t xml:space="preserve">🧠 Clinical Rationale: DELIRIUM TREMENS — severe alcohol withdrawal with autonomic hyperactivity, hallucinations, confusion, and risk of seizures/cardiovascular collapse — is a MEDICAL EMERGENCY. Management: benzodiazepines, THIAMINE, IV fluids, and close monitoring in a quiet, safe environment.</w:t>
+      </w:r>
+    </w:p>
+    <w:p>
+      <w:r>
+        <w:t xml:space="preserve">❌ Why Not Other Options?</w:t>
+      </w:r>
+    </w:p>
+    <w:p>
+      <w:r>
+        <w:t xml:space="preserve">(b) — Intoxication occurs DURING drinking, not after stopping.</w:t>
+      </w:r>
+    </w:p>
+    <w:p>
+      <w:r>
+        <w:t xml:space="preserve">(c) — Wernicke's encephalopathy (confusion, ataxia, ophthalmoplegia) is related but DT is the full withdrawal emergency with hallucinations.</w:t>
+      </w:r>
+    </w:p>
+    <w:p>
+      <w:r>
+        <w:t xml:space="preserve">(d) — Hallucinations and confusion at 48 hours are NEVER "normal withdrawal" — they are DT.</w:t>
+      </w:r>
+    </w:p>
+    <w:p>
+      <w:r>
+        <w:t xml:space="preserve">⚠️ Exam Trap: "DT: 48–96 hours after last drink; hallucination + tremor + confusion + autonomic storm = emergency; give benzodiazepines + thiamine (prevent Wernicke-Korsakoff)."</w:t>
+      </w:r>
+    </w:p>
+    <w:p>
+      <w:r>
+        <w:t xml:space="preserve">💎 PNC Pearl: "Two days off alcohol, then the shaking and visions — that's DT, rush in."</w:t>
+      </w:r>
+    </w:p>
+    <w:p>
+      <w:r>
+        <w:t xml:space="preserve">Positive Marks: 1</w:t>
+      </w:r>
+    </w:p>
+    <w:p>
+      <w:r>
+        <w:t xml:space="preserve">Negative Marks: 0.25</w:t>
+      </w:r>
+    </w:p>
+    <w:p>
+      <w:r>
+        <w:t xml:space="preserve"/>
+      </w:r>
+    </w:p>
+    <w:p>
+      <w:r>
+        <w:t xml:space="preserve">Question: The "National AIDS Control Programme" (NACP) is primarily implemented by:</w:t>
+      </w:r>
+    </w:p>
+    <w:p>
+      <w:r>
+        <w:t xml:space="preserve">(a) NACO (National AIDS Control Organisation)</w:t>
+      </w:r>
+    </w:p>
+    <w:p>
+      <w:r>
+        <w:t xml:space="preserve">(b) WHO</w:t>
+      </w:r>
+    </w:p>
+    <w:p>
+      <w:r>
+        <w:t xml:space="preserve">(c) UNICEF</w:t>
+      </w:r>
+    </w:p>
+    <w:p>
+      <w:r>
+        <w:t xml:space="preserve">(d) Private hospitals</w:t>
+      </w:r>
+    </w:p>
+    <w:p>
+      <w:r>
+        <w:t xml:space="preserve">Answer: a</w:t>
+      </w:r>
+    </w:p>
+    <w:p>
+      <w:r>
+        <w:t xml:space="preserve">Solution: ✅ Correct Answer: a</w:t>
+      </w:r>
+    </w:p>
+    <w:p>
+      <w:r>
+        <w:t xml:space="preserve">🧠 Clinical Rationale: NACO, under the Ministry of Health, implements the National AIDS Control Programme — prevention, testing, treatment (ART), and care for HIV/AIDS. It coordinates with states, NGOs, and international partners. ART is provided FREE to all people living with HIV.</w:t>
+      </w:r>
+    </w:p>
+    <w:p>
+      <w:r>
+        <w:t xml:space="preserve">❌ Why Not Other Options?</w:t>
+      </w:r>
+    </w:p>
+    <w:p>
+      <w:r>
+        <w:t xml:space="preserve">(b) — WHO advises globally but does not implement India's national program.</w:t>
+      </w:r>
+    </w:p>
+    <w:p>
+      <w:r>
+        <w:t xml:space="preserve">(c) — UNICEF supports children's health, not the national AIDS program lead.</w:t>
+      </w:r>
+    </w:p>
+    <w:p>
+      <w:r>
+        <w:t xml:space="preserve">(d) — Private hospitals deliver care but don't implement the national program.</w:t>
+      </w:r>
+    </w:p>
+    <w:p>
+      <w:r>
+        <w:t xml:space="preserve">⚠️ Exam Trap: "NACP = NACO (national body); U = UN agencies support, not lead." Also know: NACP-5 (2019–24) targets 90-90-90 HIV goals (90% diagnosed, 90% on ART, 90% viral suppression).</w:t>
+      </w:r>
+    </w:p>
+    <w:p>
+      <w:r>
+        <w:t xml:space="preserve">💎 PNC Pearl: "NACO steers the AIDS program — free ART for everyone with HIV."</w:t>
+      </w:r>
+    </w:p>
+    <w:p>
+      <w:r>
+        <w:t xml:space="preserve">Positive Marks: 1</w:t>
+      </w:r>
+    </w:p>
+    <w:p>
+      <w:r>
+        <w:t xml:space="preserve">Negative Marks: 0.25</w:t>
+      </w:r>
+    </w:p>
+    <w:p>
+      <w:r>
+        <w:t xml:space="preserve"/>
+      </w:r>
+    </w:p>
+    <w:p>
+      <w:r>
+        <w:t xml:space="preserve">Question: A patient is prescribed 2 g of a medication. The vial contains 1 g in 5 mL. How many mL should the nurse administer?</w:t>
+      </w:r>
+    </w:p>
+    <w:p>
+      <w:r>
+        <w:t xml:space="preserve">(a) 5 mL</w:t>
+      </w:r>
+    </w:p>
+    <w:p>
+      <w:r>
+        <w:t xml:space="preserve">(b) 10 mL</w:t>
+      </w:r>
+    </w:p>
+    <w:p>
+      <w:r>
+        <w:t xml:space="preserve">(c) 15 mL</w:t>
+      </w:r>
+    </w:p>
+    <w:p>
+      <w:r>
+        <w:t xml:space="preserve">(d) 20 mL</w:t>
+      </w:r>
+    </w:p>
+    <w:p>
+      <w:r>
+        <w:t xml:space="preserve">Answer: b</w:t>
+      </w:r>
+    </w:p>
+    <w:p>
+      <w:r>
+        <w:t xml:space="preserve">Solution: ✅ Correct Answer: b</w:t>
+      </w:r>
+    </w:p>
+    <w:p>
+      <w:r>
+        <w:t xml:space="preserve">🧠 Clinical Rationale: Concentration = 1 g per 5 mL. For 2 g: 2 × 5 = 10 mL. The nurse verifies the calculation and administers at the prescribed rate.</w:t>
+      </w:r>
+    </w:p>
+    <w:p>
+      <w:r>
+        <w:t xml:space="preserve">❌ Why Not Other Options?</w:t>
+      </w:r>
+    </w:p>
+    <w:p>
+      <w:r>
+        <w:t xml:space="preserve">(a) — 5 mL delivers only 1 g — half the dose.</w:t>
+      </w:r>
+    </w:p>
+    <w:p>
+      <w:r>
+        <w:t xml:space="preserve">(c) — 15 mL delivers 3 g.</w:t>
+      </w:r>
+    </w:p>
+    <w:p>
+      <w:r>
+        <w:t xml:space="preserve">(d) — 20 mL delivers 4 g — double.</w:t>
+      </w:r>
+    </w:p>
+    <w:p>
+      <w:r>
+        <w:t xml:space="preserve">⚠️ Exam Trap: "Dose ratio: 1 g : 5 mL, so 2 g : 10 mL." Convert units if needed (2 g = 2000 mg) and keep the ratio straight.</w:t>
+      </w:r>
+    </w:p>
+    <w:p>
+      <w:r>
+        <w:t xml:space="preserve">💎 PNC Pearl: "One gram lives in five mL — two grams need ten."</w:t>
+      </w:r>
+    </w:p>
+    <w:p>
+      <w:r>
+        <w:t xml:space="preserve">Positive Marks: 1</w:t>
+      </w:r>
+    </w:p>
+    <w:p>
+      <w:r>
+        <w:t xml:space="preserve">Negative Marks: 0.25</w:t>
+      </w:r>
+    </w:p>
+    <w:p>
+      <w:r>
+        <w:t xml:space="preserve"/>
+      </w:r>
+    </w:p>
+    <w:p>
+      <w:r>
+        <w:t xml:space="preserve">Question: The normal serum TSH (thyroid-stimulating hormone) level is approximately:</w:t>
+      </w:r>
+    </w:p>
+    <w:p>
+      <w:r>
+        <w:t xml:space="preserve">(a) 0.4–4.0 mIU/L</w:t>
+      </w:r>
+    </w:p>
+    <w:p>
+      <w:r>
+        <w:t xml:space="preserve">(b) 20–40 mIU/L</w:t>
+      </w:r>
+    </w:p>
+    <w:p>
+      <w:r>
+        <w:t xml:space="preserve">(c) 50–100 mIU/L</w:t>
+      </w:r>
+    </w:p>
+    <w:p>
+      <w:r>
+        <w:t xml:space="preserve">(d) 200–400 mIU/L</w:t>
+      </w:r>
+    </w:p>
+    <w:p>
+      <w:r>
+        <w:t xml:space="preserve">Answer: a</w:t>
+      </w:r>
+    </w:p>
+    <w:p>
+      <w:r>
+        <w:t xml:space="preserve">Solution: ✅ Correct Answer: a</w:t>
+      </w:r>
+    </w:p>
+    <w:p>
+      <w:r>
+        <w:t xml:space="preserve">🧠 Clinical Rationale: Normal TSH is about 0.4–4.0 mIU/L. ELEVATED TSH indicates HYPOTHYROIDISM; SUPPRESSED TSH suggests HYPERTHYROIDISM. TSH is the first-line screening test for thyroid disorders; newborns are screened to prevent cretinism.</w:t>
+      </w:r>
+    </w:p>
+    <w:p>
+      <w:r>
+        <w:t xml:space="preserve">❌ Why Not Other Options?</w:t>
+      </w:r>
+    </w:p>
+    <w:p>
+      <w:r>
+        <w:t xml:space="preserve">(b) — 20–40 mIU/L is markedly elevated TSH (overt hypothyroidism).</w:t>
+      </w:r>
+    </w:p>
+    <w:p>
+      <w:r>
+        <w:t xml:space="preserve">(c) — 50–100 mIU/L is severe.</w:t>
+      </w:r>
+    </w:p>
+    <w:p>
+      <w:r>
+        <w:t xml:space="preserve">(d) — 200–400 mIU/L is not a realistic TSH value.</w:t>
+      </w:r>
+    </w:p>
+    <w:p>
+      <w:r>
+        <w:t xml:space="preserve">⚠️ Exam Trap: "TSH high = thyroid lazy (hypo); TSH low = thyroid racing (hyper) — the feedback rule." TSH first, then T3/T4 to confirm.</w:t>
+      </w:r>
+    </w:p>
+    <w:p>
+      <w:r>
+        <w:t xml:space="preserve">💎 PNC Pearl: "High TSH, low engine — the pituitary shouting at a lazy thyroid."</w:t>
+      </w:r>
+    </w:p>
+    <w:p>
+      <w:r>
+        <w:t xml:space="preserve">Positive Marks: 1</w:t>
+      </w:r>
+    </w:p>
+    <w:p>
+      <w:r>
+        <w:t xml:space="preserve">Negative Marks: 0.25</w:t>
+      </w:r>
+    </w:p>
+    <w:p>
+      <w:r>
+        <w:t xml:space="preserve"/>
+      </w:r>
+    </w:p>
+    <w:p>
+      <w:r>
+        <w:t xml:space="preserve">Question: A patient with acute coronary syndrome is prescribed nitroglycerin sublingually. The nurse should instruct the patient to:</w:t>
+      </w:r>
+    </w:p>
+    <w:p>
+      <w:r>
+        <w:t xml:space="preserve">(a) Chew the tablet</w:t>
+      </w:r>
+    </w:p>
+    <w:p>
+      <w:r>
+        <w:t xml:space="preserve">(b) Place the tablet under the tongue and let it dissolve, and seek help if pain persists after 5 minutes</w:t>
+      </w:r>
+    </w:p>
+    <w:p>
+      <w:r>
+        <w:t xml:space="preserve">(c) Swallow the tablet with water</w:t>
+      </w:r>
+    </w:p>
+    <w:p>
+      <w:r>
+        <w:t xml:space="preserve">(d) Take two tablets at once</w:t>
+      </w:r>
+    </w:p>
+    <w:p>
+      <w:r>
+        <w:t xml:space="preserve">Answer: b</w:t>
+      </w:r>
+    </w:p>
+    <w:p>
+      <w:r>
+        <w:t xml:space="preserve">Solution: ✅ Correct Answer: b</w:t>
+      </w:r>
+    </w:p>
+    <w:p>
+      <w:r>
+        <w:t xml:space="preserve">🧠 Clinical Rationale: Sublingual nitroglycerin is placed UNDER THE TONGUE and allowed to DISSOLVE — not swallowed or chewed. If chest pain persists 5 minutes after one tablet, take a second, then a third after 5 more minutes; if pain continues, emergency help is needed. Watch for hypotension and headache.</w:t>
+      </w:r>
+    </w:p>
+    <w:p>
+      <w:r>
+        <w:t xml:space="preserve">❌ Why Not Other Options?</w:t>
+      </w:r>
+    </w:p>
+    <w:p>
+      <w:r>
+        <w:t xml:space="preserve">(a) — Chewing destroys the sublingual absorption route (first-pass metabolism destroys it).</w:t>
+      </w:r>
+    </w:p>
+    <w:p>
+      <w:r>
+        <w:t xml:space="preserve">(c) — Swallowing bypasses the rapid sublingual absorption and loses the drug to liver metabolism.</w:t>
+      </w:r>
+    </w:p>
+    <w:p>
+      <w:r>
+        <w:t xml:space="preserve">(d) — Tablets are taken one at a time at 5-minute intervals (max 3), not two at once.</w:t>
+      </w:r>
+    </w:p>
+    <w:p>
+      <w:r>
+        <w:t xml:space="preserve">⚠️ Exam Trap: "SL NTG: dissolve under tongue, one tablet q5 min × 3, call emergency if pain persists." Teach: sit down (hypotension), keep tablets in dark bottle, and report headache (expected effect).</w:t>
+      </w:r>
+    </w:p>
+    <w:p>
+      <w:r>
+        <w:t xml:space="preserve">💎 PNC Pearl: "Under the tongue, let it melt — pain after five minutes means another, then help."</w:t>
+      </w:r>
+    </w:p>
+    <w:p>
+      <w:r>
+        <w:t xml:space="preserve">Positive Marks: 1</w:t>
+      </w:r>
+    </w:p>
+    <w:p>
+      <w:r>
+        <w:t xml:space="preserve">Negative Marks: 0.25</w:t>
       </w:r>
     </w:p>
     <w:sectPr>
       <w:pgSz w:w="12240" w:h="15840"/>
-      <w:pgMar w:top="864" w:right="1008" w:bottom="864" w:left="1008" w:header="720" w:footer="720" w:gutter="0"/>
+      <w:pgMar w:top="1440" w:right="1800" w:bottom="1440" w:left="1800" w:header="720" w:footer="720" w:gutter="0"/>
       <w:cols w:space="720"/>
       <w:docGrid w:linePitch="360"/>
     </w:sectPr>
@@ -2535,10 +2065,6 @@
     <w:name w:val="Normal"/>
     <w:qFormat/>
     <w:rsid w:val="00FC693F"/>
-    <w:rPr>
-      <w:rFonts w:ascii="Calibri" w:hAnsi="Calibri"/>
-      <w:sz w:val="22"/>
-    </w:rPr>
   </w:style>
   <w:style w:type="paragraph" w:styleId="Header">
     <w:name w:val="header"/>
